--- a/Python Learning/Python 05.docx
+++ b/Python Learning/Python 05.docx
@@ -116,6 +116,7 @@
         <w:t>Block    Else Block</w:t>
       </w:r>
     </w:p>
+    <w:p/>
     <w:p>
       <w:r>
         <w:t>For example:</w:t>
@@ -139,13 +140,21 @@
     </w:p>
     <w:p>
       <w:r>
-        <w:t>Because age &gt;= 18 is True, Python executes the print() statement.</w:t>
+        <w:t xml:space="preserve">Because age &gt;= 18 is True, Python executes the </w:t>
+      </w:r>
+      <w:proofErr w:type="gramStart"/>
+      <w:r>
+        <w:t>print(</w:t>
+      </w:r>
+      <w:proofErr w:type="gramEnd"/>
+      <w:r>
+        <w:t>) statement.</w:t>
       </w:r>
     </w:p>
     <w:p>
       <w:r>
         <w:pict w14:anchorId="74C3B090">
-          <v:rect id="_x0000_i1337" style="width:0;height:1.5pt" o:hralign="center" o:hrstd="t" o:hr="t" fillcolor="#a0a0a0" stroked="f"/>
+          <v:rect id="_x0000_i1025" style="width:0;height:1.5pt" o:hralign="center" o:hrstd="t" o:hr="t" fillcolor="#a0a0a0" stroked="f"/>
         </w:pict>
       </w:r>
     </w:p>
@@ -181,7 +190,15 @@
     </w:p>
     <w:p>
       <w:r>
-        <w:t>3. if-elif-else</w:t>
+        <w:t>3. if-</w:t>
+      </w:r>
+      <w:proofErr w:type="spellStart"/>
+      <w:r>
+        <w:t>elif</w:t>
+      </w:r>
+      <w:proofErr w:type="spellEnd"/>
+      <w:r>
+        <w:t>-else</w:t>
       </w:r>
     </w:p>
     <w:p>
@@ -191,12 +208,12 @@
     </w:p>
     <w:p>
       <w:r>
+        <w:lastRenderedPageBreak/>
         <w:t>5. Conditional expression (ternary)</w:t>
       </w:r>
     </w:p>
     <w:p>
       <w:r>
-        <w:lastRenderedPageBreak/>
         <w:t>6. match-case</w:t>
       </w:r>
     </w:p>
@@ -213,7 +230,15 @@
         </w:numPr>
       </w:pPr>
       <w:r>
-        <w:t xml:space="preserve">Truthy and falsy values </w:t>
+        <w:t xml:space="preserve">Truthy and </w:t>
+      </w:r>
+      <w:proofErr w:type="spellStart"/>
+      <w:r>
+        <w:t>falsy</w:t>
+      </w:r>
+      <w:proofErr w:type="spellEnd"/>
+      <w:r>
+        <w:t xml:space="preserve"> values </w:t>
       </w:r>
     </w:p>
     <w:p>
@@ -263,7 +288,7 @@
     <w:p>
       <w:r>
         <w:pict w14:anchorId="125988A4">
-          <v:rect id="_x0000_i1338" style="width:0;height:1.5pt" o:hralign="center" o:hrstd="t" o:hr="t" fillcolor="#a0a0a0" stroked="f"/>
+          <v:rect id="_x0000_i1026" style="width:0;height:1.5pt" o:hralign="center" o:hrstd="t" o:hr="t" fillcolor="#a0a0a0" stroked="f"/>
         </w:pict>
       </w:r>
     </w:p>
@@ -315,7 +340,15 @@
     </w:p>
     <w:p>
       <w:r>
-        <w:t xml:space="preserve">    print("You are an adult")</w:t>
+        <w:t xml:space="preserve">    </w:t>
+      </w:r>
+      <w:proofErr w:type="gramStart"/>
+      <w:r>
+        <w:t>print(</w:t>
+      </w:r>
+      <w:proofErr w:type="gramEnd"/>
+      <w:r>
+        <w:t>"You are an adult")</w:t>
       </w:r>
     </w:p>
     <w:p>
@@ -360,13 +393,21 @@
     </w:p>
     <w:p>
       <w:r>
-        <w:t xml:space="preserve">    print("You are an adult")</w:t>
+        <w:t xml:space="preserve">    </w:t>
+      </w:r>
+      <w:proofErr w:type="gramStart"/>
+      <w:r>
+        <w:t>print(</w:t>
+      </w:r>
+      <w:proofErr w:type="gramEnd"/>
+      <w:r>
+        <w:t>"You are an adult")</w:t>
       </w:r>
     </w:p>
     <w:p>
       <w:r>
         <w:pict w14:anchorId="0FDBA6AA">
-          <v:rect id="_x0000_i1339" style="width:0;height:1.5pt" o:hralign="center" o:hrstd="t" o:hr="t" fillcolor="#a0a0a0" stroked="f"/>
+          <v:rect id="_x0000_i1027" style="width:0;height:1.5pt" o:hralign="center" o:hrstd="t" o:hr="t" fillcolor="#a0a0a0" stroked="f"/>
         </w:pict>
       </w:r>
     </w:p>
@@ -392,12 +433,12 @@
     </w:p>
     <w:p>
       <w:r>
+        <w:lastRenderedPageBreak/>
         <w:t>Correct:</w:t>
       </w:r>
     </w:p>
     <w:p>
       <w:r>
-        <w:lastRenderedPageBreak/>
         <w:t>age = 25</w:t>
       </w:r>
     </w:p>
@@ -435,7 +476,15 @@
     </w:p>
     <w:p>
       <w:r>
-        <w:t>The second example produces an IndentationError.</w:t>
+        <w:t xml:space="preserve">The second example produces an </w:t>
+      </w:r>
+      <w:proofErr w:type="spellStart"/>
+      <w:r>
+        <w:t>IndentationError</w:t>
+      </w:r>
+      <w:proofErr w:type="spellEnd"/>
+      <w:r>
+        <w:t>.</w:t>
       </w:r>
     </w:p>
     <w:p>
@@ -446,7 +495,7 @@
     <w:p>
       <w:r>
         <w:pict w14:anchorId="78958C3D">
-          <v:rect id="_x0000_i1340" style="width:0;height:1.5pt" o:hralign="center" o:hrstd="t" o:hr="t" fillcolor="#a0a0a0" stroked="f"/>
+          <v:rect id="_x0000_i1028" style="width:0;height:1.5pt" o:hralign="center" o:hrstd="t" o:hr="t" fillcolor="#a0a0a0" stroked="f"/>
         </w:pict>
       </w:r>
     </w:p>
@@ -487,7 +536,15 @@
     </w:p>
     <w:p>
       <w:r>
-        <w:t xml:space="preserve">    System.out.println("Adult");</w:t>
+        <w:t xml:space="preserve">    </w:t>
+      </w:r>
+      <w:proofErr w:type="spellStart"/>
+      <w:r>
+        <w:t>System.out.println</w:t>
+      </w:r>
+      <w:proofErr w:type="spellEnd"/>
+      <w:r>
+        <w:t>("Adult");</w:t>
       </w:r>
     </w:p>
     <w:p>
@@ -544,7 +601,15 @@
         </w:numPr>
       </w:pPr>
       <w:r>
-        <w:t xml:space="preserve">No { } </w:t>
+        <w:t xml:space="preserve">No </w:t>
+      </w:r>
+      <w:proofErr w:type="gramStart"/>
+      <w:r>
+        <w:t>{ }</w:t>
+      </w:r>
+      <w:proofErr w:type="gramEnd"/>
+      <w:r>
+        <w:t xml:space="preserve"> </w:t>
       </w:r>
     </w:p>
     <w:p>
@@ -565,14 +630,19 @@
           <w:numId w:val="2"/>
         </w:numPr>
       </w:pPr>
-      <w:r>
-        <w:t xml:space="preserve">print() is much shorter </w:t>
+      <w:proofErr w:type="gramStart"/>
+      <w:r>
+        <w:t>print(</w:t>
+      </w:r>
+      <w:proofErr w:type="gramEnd"/>
+      <w:r>
+        <w:t xml:space="preserve">) is much shorter </w:t>
       </w:r>
     </w:p>
     <w:p>
       <w:r>
         <w:pict w14:anchorId="1C32011D">
-          <v:rect id="_x0000_i1341" style="width:0;height:1.5pt" o:hralign="center" o:hrstd="t" o:hr="t" fillcolor="#a0a0a0" stroked="f"/>
+          <v:rect id="_x0000_i1029" style="width:0;height:1.5pt" o:hralign="center" o:hrstd="t" o:hr="t" fillcolor="#a0a0a0" stroked="f"/>
         </w:pict>
       </w:r>
     </w:p>
@@ -718,7 +788,7 @@
     <w:p>
       <w:r>
         <w:pict w14:anchorId="4561803D">
-          <v:rect id="_x0000_i1342" style="width:0;height:1.5pt" o:hralign="center" o:hrstd="t" o:hr="t" fillcolor="#a0a0a0" stroked="f"/>
+          <v:rect id="_x0000_i1030" style="width:0;height:1.5pt" o:hralign="center" o:hrstd="t" o:hr="t" fillcolor="#a0a0a0" stroked="f"/>
         </w:pict>
       </w:r>
     </w:p>
@@ -744,7 +814,15 @@
     </w:p>
     <w:p>
       <w:r>
-        <w:t>number = int(input("Enter a number: "))</w:t>
+        <w:t xml:space="preserve">number = </w:t>
+      </w:r>
+      <w:proofErr w:type="gramStart"/>
+      <w:r>
+        <w:t>int(input(</w:t>
+      </w:r>
+      <w:proofErr w:type="gramEnd"/>
+      <w:r>
+        <w:t>"Enter a number: "))</w:t>
       </w:r>
     </w:p>
     <w:p/>
@@ -814,8 +892,13 @@
       </w:r>
     </w:p>
     <w:p>
-      <w:r>
-        <w:t>input()</w:t>
+      <w:proofErr w:type="gramStart"/>
+      <w:r>
+        <w:t>input(</w:t>
+      </w:r>
+      <w:proofErr w:type="gramEnd"/>
+      <w:r>
+        <w:t>)</w:t>
       </w:r>
     </w:p>
     <w:p>
@@ -824,8 +907,13 @@
       </w:r>
     </w:p>
     <w:p>
-      <w:r>
-        <w:t>int()</w:t>
+      <w:proofErr w:type="gramStart"/>
+      <w:r>
+        <w:t>int(</w:t>
+      </w:r>
+      <w:proofErr w:type="gramEnd"/>
+      <w:r>
+        <w:t>)</w:t>
       </w:r>
     </w:p>
     <w:p>
@@ -861,7 +949,7 @@
     <w:p>
       <w:r>
         <w:pict w14:anchorId="488181AC">
-          <v:rect id="_x0000_i1343" style="width:0;height:1.5pt" o:hralign="center" o:hrstd="t" o:hr="t" fillcolor="#a0a0a0" stroked="f"/>
+          <v:rect id="_x0000_i1031" style="width:0;height:1.5pt" o:hralign="center" o:hrstd="t" o:hr="t" fillcolor="#a0a0a0" stroked="f"/>
         </w:pict>
       </w:r>
     </w:p>
@@ -877,12 +965,36 @@
           <w:b/>
           <w:bCs/>
         </w:rPr>
-        <w:t>7. if-elif-else</w:t>
-      </w:r>
-    </w:p>
-    <w:p>
-      <w:r>
-        <w:t>When there are multiple conditions, use elif.</w:t>
+        <w:t>7. if-</w:t>
+      </w:r>
+      <w:proofErr w:type="spellStart"/>
+      <w:r>
+        <w:rPr>
+          <w:b/>
+          <w:bCs/>
+        </w:rPr>
+        <w:t>elif</w:t>
+      </w:r>
+      <w:proofErr w:type="spellEnd"/>
+      <w:r>
+        <w:rPr>
+          <w:b/>
+          <w:bCs/>
+        </w:rPr>
+        <w:t>-else</w:t>
+      </w:r>
+    </w:p>
+    <w:p>
+      <w:r>
+        <w:t xml:space="preserve">When there are multiple conditions, use </w:t>
+      </w:r>
+      <w:proofErr w:type="spellStart"/>
+      <w:r>
+        <w:t>elif</w:t>
+      </w:r>
+      <w:proofErr w:type="spellEnd"/>
+      <w:r>
+        <w:t>.</w:t>
       </w:r>
     </w:p>
     <w:p>
@@ -902,8 +1014,13 @@
       </w:r>
     </w:p>
     <w:p>
-      <w:r>
-        <w:t>elif condition2:</w:t>
+      <w:proofErr w:type="spellStart"/>
+      <w:r>
+        <w:t>elif</w:t>
+      </w:r>
+      <w:proofErr w:type="spellEnd"/>
+      <w:r>
+        <w:t xml:space="preserve"> condition2:</w:t>
       </w:r>
     </w:p>
     <w:p>
@@ -912,8 +1029,13 @@
       </w:r>
     </w:p>
     <w:p>
-      <w:r>
-        <w:t>elif condition3:</w:t>
+      <w:proofErr w:type="spellStart"/>
+      <w:r>
+        <w:t>elif</w:t>
+      </w:r>
+      <w:proofErr w:type="spellEnd"/>
+      <w:r>
+        <w:t xml:space="preserve"> condition3:</w:t>
       </w:r>
     </w:p>
     <w:p>
@@ -949,27 +1071,61 @@
     </w:p>
     <w:p>
       <w:r>
-        <w:t xml:space="preserve">    print("Grade A")</w:t>
-      </w:r>
-    </w:p>
-    <w:p>
-      <w:r>
-        <w:t>elif marks &gt;= 75:</w:t>
-      </w:r>
-    </w:p>
-    <w:p>
-      <w:r>
-        <w:t xml:space="preserve">    print("Grade B")</w:t>
-      </w:r>
-    </w:p>
-    <w:p>
-      <w:r>
-        <w:t>elif marks &gt;= 60:</w:t>
-      </w:r>
-    </w:p>
-    <w:p>
-      <w:r>
-        <w:t xml:space="preserve">    print("Grade C")</w:t>
+        <w:t xml:space="preserve">    </w:t>
+      </w:r>
+      <w:proofErr w:type="gramStart"/>
+      <w:r>
+        <w:t>print(</w:t>
+      </w:r>
+      <w:proofErr w:type="gramEnd"/>
+      <w:r>
+        <w:t>"Grade A")</w:t>
+      </w:r>
+    </w:p>
+    <w:p>
+      <w:proofErr w:type="spellStart"/>
+      <w:r>
+        <w:t>elif</w:t>
+      </w:r>
+      <w:proofErr w:type="spellEnd"/>
+      <w:r>
+        <w:t xml:space="preserve"> marks &gt;= 75:</w:t>
+      </w:r>
+    </w:p>
+    <w:p>
+      <w:r>
+        <w:t xml:space="preserve">    </w:t>
+      </w:r>
+      <w:proofErr w:type="gramStart"/>
+      <w:r>
+        <w:t>print(</w:t>
+      </w:r>
+      <w:proofErr w:type="gramEnd"/>
+      <w:r>
+        <w:t>"Grade B")</w:t>
+      </w:r>
+    </w:p>
+    <w:p>
+      <w:proofErr w:type="spellStart"/>
+      <w:r>
+        <w:t>elif</w:t>
+      </w:r>
+      <w:proofErr w:type="spellEnd"/>
+      <w:r>
+        <w:t xml:space="preserve"> marks &gt;= 60:</w:t>
+      </w:r>
+    </w:p>
+    <w:p>
+      <w:r>
+        <w:t xml:space="preserve">    </w:t>
+      </w:r>
+      <w:proofErr w:type="gramStart"/>
+      <w:r>
+        <w:t>print(</w:t>
+      </w:r>
+      <w:proofErr w:type="gramEnd"/>
+      <w:r>
+        <w:t>"Grade C")</w:t>
       </w:r>
     </w:p>
     <w:p>
@@ -979,7 +1135,15 @@
     </w:p>
     <w:p>
       <w:r>
-        <w:t xml:space="preserve">    print("Grade D")</w:t>
+        <w:t xml:space="preserve">    </w:t>
+      </w:r>
+      <w:proofErr w:type="gramStart"/>
+      <w:r>
+        <w:t>print(</w:t>
+      </w:r>
+      <w:proofErr w:type="gramEnd"/>
+      <w:r>
+        <w:t>"Grade D")</w:t>
       </w:r>
     </w:p>
     <w:p>
@@ -995,7 +1159,7 @@
     <w:p>
       <w:r>
         <w:pict w14:anchorId="2B587156">
-          <v:rect id="_x0000_i1344" style="width:0;height:1.5pt" o:hralign="center" o:hrstd="t" o:hr="t" fillcolor="#a0a0a0" stroked="f"/>
+          <v:rect id="_x0000_i1032" style="width:0;height:1.5pt" o:hralign="center" o:hrstd="t" o:hr="t" fillcolor="#a0a0a0" stroked="f"/>
         </w:pict>
       </w:r>
     </w:p>
@@ -1011,7 +1175,23 @@
           <w:b/>
           <w:bCs/>
         </w:rPr>
-        <w:t>8. How elif Works</w:t>
+        <w:t xml:space="preserve">8. How </w:t>
+      </w:r>
+      <w:proofErr w:type="spellStart"/>
+      <w:r>
+        <w:rPr>
+          <w:b/>
+          <w:bCs/>
+        </w:rPr>
+        <w:t>elif</w:t>
+      </w:r>
+      <w:proofErr w:type="spellEnd"/>
+      <w:r>
+        <w:rPr>
+          <w:b/>
+          <w:bCs/>
+        </w:rPr>
+        <w:t xml:space="preserve"> Works</w:t>
       </w:r>
     </w:p>
     <w:p>
@@ -1082,18 +1262,34 @@
     </w:p>
     <w:p>
       <w:r>
-        <w:t>Stop checking remaining elif blocks</w:t>
-      </w:r>
-    </w:p>
-    <w:p>
-      <w:r>
-        <w:t>Once a branch is selected, the rest of that if/elif chain is skipped.</w:t>
+        <w:t xml:space="preserve">Stop checking remaining </w:t>
+      </w:r>
+      <w:proofErr w:type="spellStart"/>
+      <w:r>
+        <w:t>elif</w:t>
+      </w:r>
+      <w:proofErr w:type="spellEnd"/>
+      <w:r>
+        <w:t xml:space="preserve"> blocks</w:t>
+      </w:r>
+    </w:p>
+    <w:p>
+      <w:r>
+        <w:t>Once a branch is selected, the rest of that if/</w:t>
+      </w:r>
+      <w:proofErr w:type="spellStart"/>
+      <w:r>
+        <w:t>elif</w:t>
+      </w:r>
+      <w:proofErr w:type="spellEnd"/>
+      <w:r>
+        <w:t xml:space="preserve"> chain is skipped.</w:t>
       </w:r>
     </w:p>
     <w:p>
       <w:r>
         <w:pict w14:anchorId="7B00BF83">
-          <v:rect id="_x0000_i1345" style="width:0;height:1.5pt" o:hralign="center" o:hrstd="t" o:hr="t" fillcolor="#a0a0a0" stroked="f"/>
+          <v:rect id="_x0000_i1033" style="width:0;height:1.5pt" o:hralign="center" o:hrstd="t" o:hr="t" fillcolor="#a0a0a0" stroked="f"/>
         </w:pict>
       </w:r>
     </w:p>
@@ -1119,7 +1315,15 @@
     </w:p>
     <w:p>
       <w:r>
-        <w:t>marks = float(input("Enter marks: "))</w:t>
+        <w:t xml:space="preserve">marks = </w:t>
+      </w:r>
+      <w:proofErr w:type="gramStart"/>
+      <w:r>
+        <w:t>float(input(</w:t>
+      </w:r>
+      <w:proofErr w:type="gramEnd"/>
+      <w:r>
+        <w:t>"Enter marks: "))</w:t>
       </w:r>
     </w:p>
     <w:p/>
@@ -1134,8 +1338,13 @@
       </w:r>
     </w:p>
     <w:p>
-      <w:r>
-        <w:t>elif marks &gt;= 75:</w:t>
+      <w:proofErr w:type="spellStart"/>
+      <w:r>
+        <w:t>elif</w:t>
+      </w:r>
+      <w:proofErr w:type="spellEnd"/>
+      <w:r>
+        <w:t xml:space="preserve"> marks &gt;= 75:</w:t>
       </w:r>
     </w:p>
     <w:p>
@@ -1144,8 +1353,13 @@
       </w:r>
     </w:p>
     <w:p>
-      <w:r>
-        <w:t>elif marks &gt;= 60:</w:t>
+      <w:proofErr w:type="spellStart"/>
+      <w:r>
+        <w:t>elif</w:t>
+      </w:r>
+      <w:proofErr w:type="spellEnd"/>
+      <w:r>
+        <w:t xml:space="preserve"> marks &gt;= 60:</w:t>
       </w:r>
     </w:p>
     <w:p>
@@ -1154,8 +1368,13 @@
       </w:r>
     </w:p>
     <w:p>
-      <w:r>
-        <w:t>elif marks &gt;= 40:</w:t>
+      <w:proofErr w:type="spellStart"/>
+      <w:r>
+        <w:t>elif</w:t>
+      </w:r>
+      <w:proofErr w:type="spellEnd"/>
+      <w:r>
+        <w:t xml:space="preserve"> marks &gt;= 40:</w:t>
       </w:r>
     </w:p>
     <w:p>
@@ -1175,8 +1394,13 @@
     </w:p>
     <w:p/>
     <w:p>
-      <w:r>
-        <w:t>print("Grade:", grade)</w:t>
+      <w:proofErr w:type="gramStart"/>
+      <w:r>
+        <w:t>print(</w:t>
+      </w:r>
+      <w:proofErr w:type="gramEnd"/>
+      <w:r>
+        <w:t>"Grade:", grade)</w:t>
       </w:r>
     </w:p>
     <w:p>
@@ -1197,7 +1421,7 @@
     <w:p>
       <w:r>
         <w:pict w14:anchorId="66C00B89">
-          <v:rect id="_x0000_i1346" style="width:0;height:1.5pt" o:hralign="center" o:hrstd="t" o:hr="t" fillcolor="#a0a0a0" stroked="f"/>
+          <v:rect id="_x0000_i1034" style="width:0;height:1.5pt" o:hralign="center" o:hrstd="t" o:hr="t" fillcolor="#a0a0a0" stroked="f"/>
         </w:pict>
       </w:r>
     </w:p>
@@ -1239,8 +1463,13 @@
       </w:r>
     </w:p>
     <w:p>
-      <w:r>
-        <w:t>elif marks &gt;= 75:</w:t>
+      <w:proofErr w:type="spellStart"/>
+      <w:r>
+        <w:t>elif</w:t>
+      </w:r>
+      <w:proofErr w:type="spellEnd"/>
+      <w:r>
+        <w:t xml:space="preserve"> marks &gt;= 75:</w:t>
       </w:r>
     </w:p>
     <w:p>
@@ -1299,8 +1528,13 @@
       </w:r>
     </w:p>
     <w:p>
-      <w:r>
-        <w:t>elif marks &gt;= 75:</w:t>
+      <w:proofErr w:type="spellStart"/>
+      <w:r>
+        <w:t>elif</w:t>
+      </w:r>
+      <w:proofErr w:type="spellEnd"/>
+      <w:r>
+        <w:t xml:space="preserve"> marks &gt;= 75:</w:t>
       </w:r>
     </w:p>
     <w:p>
@@ -1309,8 +1543,13 @@
       </w:r>
     </w:p>
     <w:p>
-      <w:r>
-        <w:t>elif marks &gt;= 60:</w:t>
+      <w:proofErr w:type="spellStart"/>
+      <w:r>
+        <w:t>elif</w:t>
+      </w:r>
+      <w:proofErr w:type="spellEnd"/>
+      <w:r>
+        <w:t xml:space="preserve"> marks &gt;= 60:</w:t>
       </w:r>
     </w:p>
     <w:p>
@@ -1319,8 +1558,13 @@
       </w:r>
     </w:p>
     <w:p>
-      <w:r>
-        <w:t>elif marks &gt;= 40:</w:t>
+      <w:proofErr w:type="spellStart"/>
+      <w:r>
+        <w:t>elif</w:t>
+      </w:r>
+      <w:proofErr w:type="spellEnd"/>
+      <w:r>
+        <w:t xml:space="preserve"> marks &gt;= 40:</w:t>
       </w:r>
     </w:p>
     <w:p>
@@ -1354,7 +1598,7 @@
       <w:r>
         <w:lastRenderedPageBreak/>
         <w:pict w14:anchorId="708765DA">
-          <v:rect id="_x0000_i1347" style="width:0;height:1.5pt" o:hralign="center" o:hrstd="t" o:hr="t" fillcolor="#a0a0a0" stroked="f"/>
+          <v:rect id="_x0000_i1035" style="width:0;height:1.5pt" o:hralign="center" o:hrstd="t" o:hr="t" fillcolor="#a0a0a0" stroked="f"/>
         </w:pict>
       </w:r>
     </w:p>
@@ -1406,7 +1650,15 @@
     </w:p>
     <w:p>
       <w:r>
-        <w:t xml:space="preserve">    print("Not Eligible")</w:t>
+        <w:t xml:space="preserve">    </w:t>
+      </w:r>
+      <w:proofErr w:type="gramStart"/>
+      <w:r>
+        <w:t>print(</w:t>
+      </w:r>
+      <w:proofErr w:type="gramEnd"/>
+      <w:r>
+        <w:t>"Not Eligible")</w:t>
       </w:r>
     </w:p>
     <w:p>
@@ -1417,7 +1669,7 @@
     <w:p>
       <w:r>
         <w:pict w14:anchorId="155B494B">
-          <v:rect id="_x0000_i1348" style="width:0;height:1.5pt" o:hralign="center" o:hrstd="t" o:hr="t" fillcolor="#a0a0a0" stroked="f"/>
+          <v:rect id="_x0000_i1036" style="width:0;height:1.5pt" o:hralign="center" o:hrstd="t" o:hr="t" fillcolor="#a0a0a0" stroked="f"/>
         </w:pict>
       </w:r>
     </w:p>
@@ -1454,7 +1706,15 @@
     </w:p>
     <w:p>
       <w:r>
-        <w:t xml:space="preserve">    print("Access granted")</w:t>
+        <w:t xml:space="preserve">    </w:t>
+      </w:r>
+      <w:proofErr w:type="gramStart"/>
+      <w:r>
+        <w:t>print(</w:t>
+      </w:r>
+      <w:proofErr w:type="gramEnd"/>
+      <w:r>
+        <w:t>"Access granted")</w:t>
       </w:r>
     </w:p>
     <w:p>
@@ -1464,7 +1724,15 @@
     </w:p>
     <w:p>
       <w:r>
-        <w:t xml:space="preserve">    print("Access denied")</w:t>
+        <w:t xml:space="preserve">    </w:t>
+      </w:r>
+      <w:proofErr w:type="gramStart"/>
+      <w:r>
+        <w:t>print(</w:t>
+      </w:r>
+      <w:proofErr w:type="gramEnd"/>
+      <w:r>
+        <w:t>"Access denied")</w:t>
       </w:r>
     </w:p>
     <w:p>
@@ -1475,7 +1743,7 @@
     <w:p>
       <w:r>
         <w:pict w14:anchorId="6A1787B4">
-          <v:rect id="_x0000_i1349" style="width:0;height:1.5pt" o:hralign="center" o:hrstd="t" o:hr="t" fillcolor="#a0a0a0" stroked="f"/>
+          <v:rect id="_x0000_i1037" style="width:0;height:1.5pt" o:hralign="center" o:hrstd="t" o:hr="t" fillcolor="#a0a0a0" stroked="f"/>
         </w:pict>
       </w:r>
     </w:p>
@@ -1495,19 +1763,40 @@
       </w:r>
     </w:p>
     <w:p>
-      <w:r>
-        <w:t>is_blocked = False</w:t>
+      <w:proofErr w:type="spellStart"/>
+      <w:r>
+        <w:t>is_blocked</w:t>
+      </w:r>
+      <w:proofErr w:type="spellEnd"/>
+      <w:r>
+        <w:t xml:space="preserve"> = False</w:t>
       </w:r>
     </w:p>
     <w:p/>
     <w:p>
       <w:r>
-        <w:t>if not is_blocked:</w:t>
-      </w:r>
-    </w:p>
-    <w:p>
-      <w:r>
-        <w:t xml:space="preserve">    print("User can continue")</w:t>
+        <w:t xml:space="preserve">if not </w:t>
+      </w:r>
+      <w:proofErr w:type="spellStart"/>
+      <w:r>
+        <w:t>is_blocked</w:t>
+      </w:r>
+      <w:proofErr w:type="spellEnd"/>
+      <w:r>
+        <w:t>:</w:t>
+      </w:r>
+    </w:p>
+    <w:p>
+      <w:r>
+        <w:t xml:space="preserve">    </w:t>
+      </w:r>
+      <w:proofErr w:type="gramStart"/>
+      <w:r>
+        <w:t>print(</w:t>
+      </w:r>
+      <w:proofErr w:type="gramEnd"/>
+      <w:r>
+        <w:t>"User can continue")</w:t>
       </w:r>
     </w:p>
     <w:p>
@@ -1524,7 +1813,7 @@
     <w:p>
       <w:r>
         <w:pict w14:anchorId="23BDECD8">
-          <v:rect id="_x0000_i1350" style="width:0;height:1.5pt" o:hralign="center" o:hrstd="t" o:hr="t" fillcolor="#a0a0a0" stroked="f"/>
+          <v:rect id="_x0000_i1038" style="width:0;height:1.5pt" o:hralign="center" o:hrstd="t" o:hr="t" fillcolor="#a0a0a0" stroked="f"/>
         </w:pict>
       </w:r>
     </w:p>
@@ -1564,14 +1853,27 @@
       </w:r>
     </w:p>
     <w:p>
-      <w:r>
-        <w:t>is_active = True</w:t>
+      <w:proofErr w:type="spellStart"/>
+      <w:r>
+        <w:t>is_active</w:t>
+      </w:r>
+      <w:proofErr w:type="spellEnd"/>
+      <w:r>
+        <w:t xml:space="preserve"> = True</w:t>
       </w:r>
     </w:p>
     <w:p/>
     <w:p>
       <w:r>
-        <w:t>if age &gt;= 18 and experience &gt;= 3 and is_active:</w:t>
+        <w:t xml:space="preserve">if age &gt;= 18 and experience &gt;= 3 and </w:t>
+      </w:r>
+      <w:proofErr w:type="spellStart"/>
+      <w:r>
+        <w:t>is_active</w:t>
+      </w:r>
+      <w:proofErr w:type="spellEnd"/>
+      <w:r>
+        <w:t>:</w:t>
       </w:r>
     </w:p>
     <w:p>
@@ -1586,7 +1888,15 @@
     </w:p>
     <w:p>
       <w:r>
-        <w:t xml:space="preserve">    print("Not eligible")</w:t>
+        <w:t xml:space="preserve">    </w:t>
+      </w:r>
+      <w:proofErr w:type="gramStart"/>
+      <w:r>
+        <w:t>print(</w:t>
+      </w:r>
+      <w:proofErr w:type="gramEnd"/>
+      <w:r>
+        <w:t>"Not eligible")</w:t>
       </w:r>
     </w:p>
     <w:p>
@@ -1615,9 +1925,11 @@
       </w:r>
     </w:p>
     <w:p>
+      <w:proofErr w:type="spellStart"/>
       <w:r>
         <w:t>is_active</w:t>
       </w:r>
+      <w:proofErr w:type="spellEnd"/>
     </w:p>
     <w:p>
       <w:r>
@@ -1632,7 +1944,7 @@
     <w:p>
       <w:r>
         <w:pict w14:anchorId="4833D5E3">
-          <v:rect id="_x0000_i1351" style="width:0;height:1.5pt" o:hralign="center" o:hrstd="t" o:hr="t" fillcolor="#a0a0a0" stroked="f"/>
+          <v:rect id="_x0000_i1039" style="width:0;height:1.5pt" o:hralign="center" o:hrstd="t" o:hr="t" fillcolor="#a0a0a0" stroked="f"/>
         </w:pict>
       </w:r>
     </w:p>
@@ -1677,8 +1989,13 @@
       </w:r>
     </w:p>
     <w:p>
-      <w:r>
-        <w:t>has_id = True</w:t>
+      <w:proofErr w:type="spellStart"/>
+      <w:r>
+        <w:t>has_id</w:t>
+      </w:r>
+      <w:proofErr w:type="spellEnd"/>
+      <w:r>
+        <w:t xml:space="preserve"> = True</w:t>
       </w:r>
     </w:p>
     <w:p/>
@@ -1690,12 +2007,28 @@
     </w:p>
     <w:p>
       <w:r>
-        <w:t xml:space="preserve">    if has_id:</w:t>
-      </w:r>
-    </w:p>
-    <w:p>
-      <w:r>
-        <w:t xml:space="preserve">        print("Entry allowed")</w:t>
+        <w:t xml:space="preserve">    if </w:t>
+      </w:r>
+      <w:proofErr w:type="spellStart"/>
+      <w:r>
+        <w:t>has_id</w:t>
+      </w:r>
+      <w:proofErr w:type="spellEnd"/>
+      <w:r>
+        <w:t>:</w:t>
+      </w:r>
+    </w:p>
+    <w:p>
+      <w:r>
+        <w:t xml:space="preserve">        </w:t>
+      </w:r>
+      <w:proofErr w:type="gramStart"/>
+      <w:r>
+        <w:t>print(</w:t>
+      </w:r>
+      <w:proofErr w:type="gramEnd"/>
+      <w:r>
+        <w:t>"Entry allowed")</w:t>
       </w:r>
     </w:p>
     <w:p>
@@ -1705,7 +2038,15 @@
     </w:p>
     <w:p>
       <w:r>
-        <w:t xml:space="preserve">        print("ID required")</w:t>
+        <w:t xml:space="preserve">        </w:t>
+      </w:r>
+      <w:proofErr w:type="gramStart"/>
+      <w:r>
+        <w:t>print(</w:t>
+      </w:r>
+      <w:proofErr w:type="gramEnd"/>
+      <w:r>
+        <w:t>"ID required")</w:t>
       </w:r>
     </w:p>
     <w:p>
@@ -1715,7 +2056,15 @@
     </w:p>
     <w:p>
       <w:r>
-        <w:t xml:space="preserve">    print("Under age")</w:t>
+        <w:t xml:space="preserve">    </w:t>
+      </w:r>
+      <w:proofErr w:type="gramStart"/>
+      <w:r>
+        <w:t>print(</w:t>
+      </w:r>
+      <w:proofErr w:type="gramEnd"/>
+      <w:r>
+        <w:t>"Under age")</w:t>
       </w:r>
     </w:p>
     <w:p>
@@ -1827,7 +2176,7 @@
     <w:p>
       <w:r>
         <w:pict w14:anchorId="07A140E2">
-          <v:rect id="_x0000_i1352" style="width:0;height:1.5pt" o:hralign="center" o:hrstd="t" o:hr="t" fillcolor="#a0a0a0" stroked="f"/>
+          <v:rect id="_x0000_i1040" style="width:0;height:1.5pt" o:hralign="center" o:hrstd="t" o:hr="t" fillcolor="#a0a0a0" stroked="f"/>
         </w:pict>
       </w:r>
     </w:p>
@@ -1863,12 +2212,28 @@
     </w:p>
     <w:p>
       <w:r>
-        <w:t xml:space="preserve">    if has_id:</w:t>
-      </w:r>
-    </w:p>
-    <w:p>
-      <w:r>
-        <w:t xml:space="preserve">        print("Entry allowed")</w:t>
+        <w:t xml:space="preserve">    if </w:t>
+      </w:r>
+      <w:proofErr w:type="spellStart"/>
+      <w:r>
+        <w:t>has_id</w:t>
+      </w:r>
+      <w:proofErr w:type="spellEnd"/>
+      <w:r>
+        <w:t>:</w:t>
+      </w:r>
+    </w:p>
+    <w:p>
+      <w:r>
+        <w:t xml:space="preserve">        </w:t>
+      </w:r>
+      <w:proofErr w:type="gramStart"/>
+      <w:r>
+        <w:t>print(</w:t>
+      </w:r>
+      <w:proofErr w:type="gramEnd"/>
+      <w:r>
+        <w:t>"Entry allowed")</w:t>
       </w:r>
     </w:p>
     <w:p>
@@ -1879,12 +2244,28 @@
     </w:p>
     <w:p>
       <w:r>
-        <w:t>if age &gt;= 18 and has_id:</w:t>
-      </w:r>
-    </w:p>
-    <w:p>
-      <w:r>
-        <w:t xml:space="preserve">    print("Entry allowed")</w:t>
+        <w:t xml:space="preserve">if age &gt;= 18 and </w:t>
+      </w:r>
+      <w:proofErr w:type="spellStart"/>
+      <w:r>
+        <w:t>has_id</w:t>
+      </w:r>
+      <w:proofErr w:type="spellEnd"/>
+      <w:r>
+        <w:t>:</w:t>
+      </w:r>
+    </w:p>
+    <w:p>
+      <w:r>
+        <w:t xml:space="preserve">    </w:t>
+      </w:r>
+      <w:proofErr w:type="gramStart"/>
+      <w:r>
+        <w:t>print(</w:t>
+      </w:r>
+      <w:proofErr w:type="gramEnd"/>
+      <w:r>
+        <w:t>"Entry allowed")</w:t>
       </w:r>
     </w:p>
     <w:p>
@@ -1900,7 +2281,7 @@
     <w:p>
       <w:r>
         <w:pict w14:anchorId="5042C24B">
-          <v:rect id="_x0000_i1353" style="width:0;height:1.5pt" o:hralign="center" o:hrstd="t" o:hr="t" fillcolor="#a0a0a0" stroked="f"/>
+          <v:rect id="_x0000_i1041" style="width:0;height:1.5pt" o:hralign="center" o:hrstd="t" o:hr="t" fillcolor="#a0a0a0" stroked="f"/>
         </w:pict>
       </w:r>
     </w:p>
@@ -1930,9 +2311,19 @@
       </w:r>
     </w:p>
     <w:p>
-      <w:r>
-        <w:t>value_if_true if condition else value_if_false</w:t>
-      </w:r>
+      <w:proofErr w:type="spellStart"/>
+      <w:r>
+        <w:t>value_if_true</w:t>
+      </w:r>
+      <w:proofErr w:type="spellEnd"/>
+      <w:r>
+        <w:t xml:space="preserve"> if condition else </w:t>
+      </w:r>
+      <w:proofErr w:type="spellStart"/>
+      <w:r>
+        <w:t>value_if_false</w:t>
+      </w:r>
+      <w:proofErr w:type="spellEnd"/>
     </w:p>
     <w:p>
       <w:r>
@@ -1988,7 +2379,23 @@
     </w:p>
     <w:p>
       <w:r>
-        <w:t>String status = age &gt;= 18 ? "Adult" : "Minor";</w:t>
+        <w:t xml:space="preserve">String status = age &gt;= </w:t>
+      </w:r>
+      <w:proofErr w:type="gramStart"/>
+      <w:r>
+        <w:t>18 ?</w:t>
+      </w:r>
+      <w:proofErr w:type="gramEnd"/>
+      <w:r>
+        <w:t xml:space="preserve"> "Adult</w:t>
+      </w:r>
+      <w:proofErr w:type="gramStart"/>
+      <w:r>
+        <w:t>" :</w:t>
+      </w:r>
+      <w:proofErr w:type="gramEnd"/>
+      <w:r>
+        <w:t xml:space="preserve"> "Minor";</w:t>
       </w:r>
     </w:p>
     <w:p>
@@ -2004,7 +2411,7 @@
     <w:p>
       <w:r>
         <w:pict w14:anchorId="2C2486D2">
-          <v:rect id="_x0000_i1354" style="width:0;height:1.5pt" o:hralign="center" o:hrstd="t" o:hr="t" fillcolor="#a0a0a0" stroked="f"/>
+          <v:rect id="_x0000_i1042" style="width:0;height:1.5pt" o:hralign="center" o:hrstd="t" o:hr="t" fillcolor="#a0a0a0" stroked="f"/>
         </w:pict>
       </w:r>
     </w:p>
@@ -2106,7 +2513,7 @@
     <w:p>
       <w:r>
         <w:pict w14:anchorId="1054FC63">
-          <v:rect id="_x0000_i1355" style="width:0;height:1.5pt" o:hralign="center" o:hrstd="t" o:hr="t" fillcolor="#a0a0a0" stroked="f"/>
+          <v:rect id="_x0000_i1043" style="width:0;height:1.5pt" o:hralign="center" o:hrstd="t" o:hr="t" fillcolor="#a0a0a0" stroked="f"/>
         </w:pict>
       </w:r>
     </w:p>
@@ -2122,7 +2529,23 @@
           <w:b/>
           <w:bCs/>
         </w:rPr>
-        <w:t>19. Truthy and Falsy Values</w:t>
+        <w:t xml:space="preserve">19. Truthy and </w:t>
+      </w:r>
+      <w:proofErr w:type="spellStart"/>
+      <w:r>
+        <w:rPr>
+          <w:b/>
+          <w:bCs/>
+        </w:rPr>
+        <w:t>Falsy</w:t>
+      </w:r>
+      <w:proofErr w:type="spellEnd"/>
+      <w:r>
+        <w:rPr>
+          <w:b/>
+          <w:bCs/>
+        </w:rPr>
+        <w:t xml:space="preserve"> Values</w:t>
       </w:r>
     </w:p>
     <w:p>
@@ -2148,7 +2571,15 @@
     </w:p>
     <w:p>
       <w:r>
-        <w:t xml:space="preserve">    print("Name exists")</w:t>
+        <w:t xml:space="preserve">    </w:t>
+      </w:r>
+      <w:proofErr w:type="gramStart"/>
+      <w:r>
+        <w:t>print(</w:t>
+      </w:r>
+      <w:proofErr w:type="gramEnd"/>
+      <w:r>
+        <w:t>"Name exists")</w:t>
       </w:r>
     </w:p>
     <w:p>
@@ -2174,7 +2605,7 @@
     <w:p>
       <w:r>
         <w:pict w14:anchorId="27630A21">
-          <v:rect id="_x0000_i1356" style="width:0;height:1.5pt" o:hralign="center" o:hrstd="t" o:hr="t" fillcolor="#a0a0a0" stroked="f"/>
+          <v:rect id="_x0000_i1044" style="width:0;height:1.5pt" o:hralign="center" o:hrstd="t" o:hr="t" fillcolor="#a0a0a0" stroked="f"/>
         </w:pict>
       </w:r>
     </w:p>
@@ -2207,7 +2638,15 @@
     </w:p>
     <w:p>
       <w:r>
-        <w:t xml:space="preserve">    print("Name exists")</w:t>
+        <w:t xml:space="preserve">    </w:t>
+      </w:r>
+      <w:proofErr w:type="gramStart"/>
+      <w:r>
+        <w:t>print(</w:t>
+      </w:r>
+      <w:proofErr w:type="gramEnd"/>
+      <w:r>
+        <w:t>"Name exists")</w:t>
       </w:r>
     </w:p>
     <w:p>
@@ -2217,7 +2656,15 @@
     </w:p>
     <w:p>
       <w:r>
-        <w:t xml:space="preserve">    print("Name is empty")</w:t>
+        <w:t xml:space="preserve">    </w:t>
+      </w:r>
+      <w:proofErr w:type="gramStart"/>
+      <w:r>
+        <w:t>print(</w:t>
+      </w:r>
+      <w:proofErr w:type="gramEnd"/>
+      <w:r>
+        <w:t>"Name is empty")</w:t>
       </w:r>
     </w:p>
     <w:p>
@@ -2233,7 +2680,7 @@
     <w:p>
       <w:r>
         <w:pict w14:anchorId="1D885541">
-          <v:rect id="_x0000_i1357" style="width:0;height:1.5pt" o:hralign="center" o:hrstd="t" o:hr="t" fillcolor="#a0a0a0" stroked="f"/>
+          <v:rect id="_x0000_i1045" style="width:0;height:1.5pt" o:hralign="center" o:hrstd="t" o:hr="t" fillcolor="#a0a0a0" stroked="f"/>
         </w:pict>
       </w:r>
     </w:p>
@@ -2265,7 +2712,15 @@
     </w:p>
     <w:p>
       <w:r>
-        <w:t xml:space="preserve">    print("True-like value")</w:t>
+        <w:t xml:space="preserve">    </w:t>
+      </w:r>
+      <w:proofErr w:type="gramStart"/>
+      <w:r>
+        <w:t>print(</w:t>
+      </w:r>
+      <w:proofErr w:type="gramEnd"/>
+      <w:r>
+        <w:t>"True-like value")</w:t>
       </w:r>
     </w:p>
     <w:p>
@@ -2296,7 +2751,15 @@
     </w:p>
     <w:p>
       <w:r>
-        <w:t xml:space="preserve">    print("True-like value")</w:t>
+        <w:t xml:space="preserve">    </w:t>
+      </w:r>
+      <w:proofErr w:type="gramStart"/>
+      <w:r>
+        <w:t>print(</w:t>
+      </w:r>
+      <w:proofErr w:type="gramEnd"/>
+      <w:r>
+        <w:t>"True-like value")</w:t>
       </w:r>
     </w:p>
     <w:p>
@@ -2306,7 +2769,15 @@
     </w:p>
     <w:p>
       <w:r>
-        <w:t xml:space="preserve">    print("False-like value")</w:t>
+        <w:t xml:space="preserve">    </w:t>
+      </w:r>
+      <w:proofErr w:type="gramStart"/>
+      <w:r>
+        <w:t>print(</w:t>
+      </w:r>
+      <w:proofErr w:type="gramEnd"/>
+      <w:r>
+        <w:t>"False-like value")</w:t>
       </w:r>
     </w:p>
     <w:p>
@@ -2322,7 +2793,7 @@
     <w:p>
       <w:r>
         <w:pict w14:anchorId="123B5A1C">
-          <v:rect id="_x0000_i1358" style="width:0;height:1.5pt" o:hralign="center" o:hrstd="t" o:hr="t" fillcolor="#a0a0a0" stroked="f"/>
+          <v:rect id="_x0000_i1046" style="width:0;height:1.5pt" o:hralign="center" o:hrstd="t" o:hr="t" fillcolor="#a0a0a0" stroked="f"/>
         </w:pict>
       </w:r>
     </w:p>
@@ -2338,7 +2809,23 @@
           <w:b/>
           <w:bCs/>
         </w:rPr>
-        <w:t>22. Common Falsy Values</w:t>
+        <w:t xml:space="preserve">22. Common </w:t>
+      </w:r>
+      <w:proofErr w:type="spellStart"/>
+      <w:r>
+        <w:rPr>
+          <w:b/>
+          <w:bCs/>
+        </w:rPr>
+        <w:t>Falsy</w:t>
+      </w:r>
+      <w:proofErr w:type="spellEnd"/>
+      <w:r>
+        <w:rPr>
+          <w:b/>
+          <w:bCs/>
+        </w:rPr>
+        <w:t xml:space="preserve"> Values</w:t>
       </w:r>
     </w:p>
     <w:p>
@@ -2388,8 +2875,13 @@
       </w:r>
     </w:p>
     <w:p>
-      <w:r>
-        <w:t>set()</w:t>
+      <w:proofErr w:type="gramStart"/>
+      <w:r>
+        <w:t>set(</w:t>
+      </w:r>
+      <w:proofErr w:type="gramEnd"/>
+      <w:r>
+        <w:t>)</w:t>
       </w:r>
     </w:p>
     <w:p>
@@ -2409,7 +2901,15 @@
     </w:p>
     <w:p>
       <w:r>
-        <w:t xml:space="preserve">    print("List has data")</w:t>
+        <w:t xml:space="preserve">    </w:t>
+      </w:r>
+      <w:proofErr w:type="gramStart"/>
+      <w:r>
+        <w:t>print(</w:t>
+      </w:r>
+      <w:proofErr w:type="gramEnd"/>
+      <w:r>
+        <w:t>"List has data")</w:t>
       </w:r>
     </w:p>
     <w:p>
@@ -2430,7 +2930,7 @@
     <w:p>
       <w:r>
         <w:pict w14:anchorId="09FCA031">
-          <v:rect id="_x0000_i1359" style="width:0;height:1.5pt" o:hralign="center" o:hrstd="t" o:hr="t" fillcolor="#a0a0a0" stroked="f"/>
+          <v:rect id="_x0000_i1047" style="width:0;height:1.5pt" o:hralign="center" o:hrstd="t" o:hr="t" fillcolor="#a0a0a0" stroked="f"/>
         </w:pict>
       </w:r>
     </w:p>
@@ -2471,7 +2971,15 @@
     </w:p>
     <w:p>
       <w:r>
-        <w:t xml:space="preserve">    print("No result")</w:t>
+        <w:t xml:space="preserve">    </w:t>
+      </w:r>
+      <w:proofErr w:type="gramStart"/>
+      <w:r>
+        <w:t>print(</w:t>
+      </w:r>
+      <w:proofErr w:type="gramEnd"/>
+      <w:r>
+        <w:t>"No result")</w:t>
       </w:r>
     </w:p>
     <w:p>
@@ -2486,7 +2994,15 @@
     </w:p>
     <w:p>
       <w:r>
-        <w:t xml:space="preserve">    print("Result available")</w:t>
+        <w:t xml:space="preserve">    </w:t>
+      </w:r>
+      <w:proofErr w:type="gramStart"/>
+      <w:r>
+        <w:t>print(</w:t>
+      </w:r>
+      <w:proofErr w:type="gramEnd"/>
+      <w:r>
+        <w:t>"Result available")</w:t>
       </w:r>
     </w:p>
     <w:p>
@@ -2508,7 +3024,7 @@
     <w:p>
       <w:r>
         <w:pict w14:anchorId="3B9A3E3C">
-          <v:rect id="_x0000_i1360" style="width:0;height:1.5pt" o:hralign="center" o:hrstd="t" o:hr="t" fillcolor="#a0a0a0" stroked="f"/>
+          <v:rect id="_x0000_i1048" style="width:0;height:1.5pt" o:hralign="center" o:hrstd="t" o:hr="t" fillcolor="#a0a0a0" stroked="f"/>
         </w:pict>
       </w:r>
     </w:p>
@@ -2600,7 +3116,15 @@
     </w:p>
     <w:p>
       <w:r>
-        <w:t xml:space="preserve">        print("Invalid day")</w:t>
+        <w:t xml:space="preserve">        </w:t>
+      </w:r>
+      <w:proofErr w:type="gramStart"/>
+      <w:r>
+        <w:t>print(</w:t>
+      </w:r>
+      <w:proofErr w:type="gramEnd"/>
+      <w:r>
+        <w:t>"Invalid day")</w:t>
       </w:r>
     </w:p>
     <w:p>
@@ -2621,7 +3145,7 @@
     <w:p>
       <w:r>
         <w:pict w14:anchorId="275253BF">
-          <v:rect id="_x0000_i1361" style="width:0;height:1.5pt" o:hralign="center" o:hrstd="t" o:hr="t" fillcolor="#a0a0a0" stroked="f"/>
+          <v:rect id="_x0000_i1049" style="width:0;height:1.5pt" o:hralign="center" o:hrstd="t" o:hr="t" fillcolor="#a0a0a0" stroked="f"/>
         </w:pict>
       </w:r>
     </w:p>
@@ -2658,7 +3182,15 @@
     <w:p>
       <w:r>
         <w:lastRenderedPageBreak/>
-        <w:t xml:space="preserve">        System.out.println("Monday");</w:t>
+        <w:t xml:space="preserve">        </w:t>
+      </w:r>
+      <w:proofErr w:type="spellStart"/>
+      <w:r>
+        <w:t>System.out.println</w:t>
+      </w:r>
+      <w:proofErr w:type="spellEnd"/>
+      <w:r>
+        <w:t>("Monday");</w:t>
       </w:r>
     </w:p>
     <w:p>
@@ -2673,7 +3205,15 @@
     </w:p>
     <w:p>
       <w:r>
-        <w:t xml:space="preserve">        System.out.println("Tuesday");</w:t>
+        <w:t xml:space="preserve">        </w:t>
+      </w:r>
+      <w:proofErr w:type="spellStart"/>
+      <w:r>
+        <w:t>System.out.println</w:t>
+      </w:r>
+      <w:proofErr w:type="spellEnd"/>
+      <w:r>
+        <w:t>("Tuesday");</w:t>
       </w:r>
     </w:p>
     <w:p>
@@ -2688,7 +3228,15 @@
     </w:p>
     <w:p>
       <w:r>
-        <w:t xml:space="preserve">        System.out.println("Invalid");</w:t>
+        <w:t xml:space="preserve">        </w:t>
+      </w:r>
+      <w:proofErr w:type="spellStart"/>
+      <w:r>
+        <w:t>System.out.println</w:t>
+      </w:r>
+      <w:proofErr w:type="spellEnd"/>
+      <w:r>
+        <w:t>("Invalid");</w:t>
       </w:r>
     </w:p>
     <w:p>
@@ -2759,7 +3307,7 @@
     <w:p>
       <w:r>
         <w:pict w14:anchorId="1C6398F6">
-          <v:rect id="_x0000_i1362" style="width:0;height:1.5pt" o:hralign="center" o:hrstd="t" o:hr="t" fillcolor="#a0a0a0" stroked="f"/>
+          <v:rect id="_x0000_i1050" style="width:0;height:1.5pt" o:hralign="center" o:hrstd="t" o:hr="t" fillcolor="#a0a0a0" stroked="f"/>
         </w:pict>
       </w:r>
     </w:p>
@@ -2796,7 +3344,15 @@
     </w:p>
     <w:p>
       <w:r>
-        <w:t xml:space="preserve">        print("Starting application")</w:t>
+        <w:t xml:space="preserve">        </w:t>
+      </w:r>
+      <w:proofErr w:type="gramStart"/>
+      <w:r>
+        <w:t>print(</w:t>
+      </w:r>
+      <w:proofErr w:type="gramEnd"/>
+      <w:r>
+        <w:t>"Starting application")</w:t>
       </w:r>
     </w:p>
     <w:p>
@@ -2806,7 +3362,15 @@
     </w:p>
     <w:p>
       <w:r>
-        <w:t xml:space="preserve">        print("Stopping application")</w:t>
+        <w:t xml:space="preserve">        </w:t>
+      </w:r>
+      <w:proofErr w:type="gramStart"/>
+      <w:r>
+        <w:t>print(</w:t>
+      </w:r>
+      <w:proofErr w:type="gramEnd"/>
+      <w:r>
+        <w:t>"Stopping application")</w:t>
       </w:r>
     </w:p>
     <w:p>
@@ -2817,7 +3381,15 @@
     </w:p>
     <w:p>
       <w:r>
-        <w:t xml:space="preserve">        print("Restarting application")</w:t>
+        <w:t xml:space="preserve">        </w:t>
+      </w:r>
+      <w:proofErr w:type="gramStart"/>
+      <w:r>
+        <w:t>print(</w:t>
+      </w:r>
+      <w:proofErr w:type="gramEnd"/>
+      <w:r>
+        <w:t>"Restarting application")</w:t>
       </w:r>
     </w:p>
     <w:p>
@@ -2827,7 +3399,15 @@
     </w:p>
     <w:p>
       <w:r>
-        <w:t xml:space="preserve">        print("Unknown command")</w:t>
+        <w:t xml:space="preserve">        </w:t>
+      </w:r>
+      <w:proofErr w:type="gramStart"/>
+      <w:r>
+        <w:t>print(</w:t>
+      </w:r>
+      <w:proofErr w:type="gramEnd"/>
+      <w:r>
+        <w:t>"Unknown command")</w:t>
       </w:r>
     </w:p>
     <w:p>
@@ -2843,7 +3423,7 @@
     <w:p>
       <w:r>
         <w:pict w14:anchorId="33EFCF4A">
-          <v:rect id="_x0000_i1363" style="width:0;height:1.5pt" o:hralign="center" o:hrstd="t" o:hr="t" fillcolor="#a0a0a0" stroked="f"/>
+          <v:rect id="_x0000_i1051" style="width:0;height:1.5pt" o:hralign="center" o:hrstd="t" o:hr="t" fillcolor="#a0a0a0" stroked="f"/>
         </w:pict>
       </w:r>
     </w:p>
@@ -2926,7 +3506,7 @@
     <w:p>
       <w:r>
         <w:pict w14:anchorId="11F00D06">
-          <v:rect id="_x0000_i1364" style="width:0;height:1.5pt" o:hralign="center" o:hrstd="t" o:hr="t" fillcolor="#a0a0a0" stroked="f"/>
+          <v:rect id="_x0000_i1052" style="width:0;height:1.5pt" o:hralign="center" o:hrstd="t" o:hr="t" fillcolor="#a0a0a0" stroked="f"/>
         </w:pict>
       </w:r>
     </w:p>
@@ -2947,12 +3527,28 @@
     </w:p>
     <w:p>
       <w:r>
-        <w:t>username = input("Enter username: ")</w:t>
-      </w:r>
-    </w:p>
-    <w:p>
-      <w:r>
-        <w:t>password = input("Enter password: ")</w:t>
+        <w:t xml:space="preserve">username = </w:t>
+      </w:r>
+      <w:proofErr w:type="gramStart"/>
+      <w:r>
+        <w:t>input(</w:t>
+      </w:r>
+      <w:proofErr w:type="gramEnd"/>
+      <w:r>
+        <w:t>"Enter username: ")</w:t>
+      </w:r>
+    </w:p>
+    <w:p>
+      <w:r>
+        <w:t xml:space="preserve">password = </w:t>
+      </w:r>
+      <w:proofErr w:type="gramStart"/>
+      <w:r>
+        <w:t>input(</w:t>
+      </w:r>
+      <w:proofErr w:type="gramEnd"/>
+      <w:r>
+        <w:t>"Enter password: ")</w:t>
       </w:r>
     </w:p>
     <w:p/>
@@ -2963,7 +3559,15 @@
     </w:p>
     <w:p>
       <w:r>
-        <w:t xml:space="preserve">    print("Login successful")</w:t>
+        <w:t xml:space="preserve">    </w:t>
+      </w:r>
+      <w:proofErr w:type="gramStart"/>
+      <w:r>
+        <w:t>print(</w:t>
+      </w:r>
+      <w:proofErr w:type="gramEnd"/>
+      <w:r>
+        <w:t>"Login successful")</w:t>
       </w:r>
     </w:p>
     <w:p>
@@ -2974,7 +3578,15 @@
     </w:p>
     <w:p>
       <w:r>
-        <w:t xml:space="preserve">    print("Invalid username or password")</w:t>
+        <w:t xml:space="preserve">    </w:t>
+      </w:r>
+      <w:proofErr w:type="gramStart"/>
+      <w:r>
+        <w:t>print(</w:t>
+      </w:r>
+      <w:proofErr w:type="gramEnd"/>
+      <w:r>
+        <w:t>"Invalid username or password")</w:t>
       </w:r>
     </w:p>
     <w:p>
@@ -2983,8 +3595,13 @@
       </w:r>
     </w:p>
     <w:p>
-      <w:r>
-        <w:t>input()</w:t>
+      <w:proofErr w:type="gramStart"/>
+      <w:r>
+        <w:t>input(</w:t>
+      </w:r>
+      <w:proofErr w:type="gramEnd"/>
+      <w:r>
+        <w:t>)</w:t>
       </w:r>
     </w:p>
     <w:p>
@@ -3020,7 +3637,7 @@
     <w:p>
       <w:r>
         <w:pict w14:anchorId="41304911">
-          <v:rect id="_x0000_i1365" style="width:0;height:1.5pt" o:hralign="center" o:hrstd="t" o:hr="t" fillcolor="#a0a0a0" stroked="f"/>
+          <v:rect id="_x0000_i1053" style="width:0;height:1.5pt" o:hralign="center" o:hrstd="t" o:hr="t" fillcolor="#a0a0a0" stroked="f"/>
         </w:pict>
       </w:r>
     </w:p>
@@ -3051,12 +3668,28 @@
     </w:p>
     <w:p>
       <w:r>
-        <w:t>Experience &gt;= 5  → 10% bonus</w:t>
-      </w:r>
-    </w:p>
-    <w:p>
-      <w:r>
-        <w:t>Experience &gt;= 2  → 5% bonus</w:t>
+        <w:t xml:space="preserve">Experience &gt;= </w:t>
+      </w:r>
+      <w:proofErr w:type="gramStart"/>
+      <w:r>
+        <w:t>5  →</w:t>
+      </w:r>
+      <w:proofErr w:type="gramEnd"/>
+      <w:r>
+        <w:t xml:space="preserve"> 10% bonus</w:t>
+      </w:r>
+    </w:p>
+    <w:p>
+      <w:r>
+        <w:t xml:space="preserve">Experience &gt;= </w:t>
+      </w:r>
+      <w:proofErr w:type="gramStart"/>
+      <w:r>
+        <w:t>2  →</w:t>
+      </w:r>
+      <w:proofErr w:type="gramEnd"/>
+      <w:r>
+        <w:t xml:space="preserve"> 5% bonus</w:t>
       </w:r>
     </w:p>
     <w:p>
@@ -3071,7 +3704,15 @@
     </w:p>
     <w:p>
       <w:r>
-        <w:t>experience = int(input("Enter experience: "))</w:t>
+        <w:t xml:space="preserve">experience = </w:t>
+      </w:r>
+      <w:proofErr w:type="gramStart"/>
+      <w:r>
+        <w:t>int(input(</w:t>
+      </w:r>
+      <w:proofErr w:type="gramEnd"/>
+      <w:r>
+        <w:t>"Enter experience: "))</w:t>
       </w:r>
     </w:p>
     <w:p/>
@@ -3086,8 +3727,13 @@
       </w:r>
     </w:p>
     <w:p>
-      <w:r>
-        <w:t>elif experience &gt;= 5:</w:t>
+      <w:proofErr w:type="spellStart"/>
+      <w:r>
+        <w:t>elif</w:t>
+      </w:r>
+      <w:proofErr w:type="spellEnd"/>
+      <w:r>
+        <w:t xml:space="preserve"> experience &gt;= 5:</w:t>
       </w:r>
     </w:p>
     <w:p>
@@ -3096,8 +3742,13 @@
       </w:r>
     </w:p>
     <w:p>
-      <w:r>
-        <w:t>elif experience &gt;= 2:</w:t>
+      <w:proofErr w:type="spellStart"/>
+      <w:r>
+        <w:t>elif</w:t>
+      </w:r>
+      <w:proofErr w:type="spellEnd"/>
+      <w:r>
+        <w:t xml:space="preserve"> experience &gt;= 2:</w:t>
       </w:r>
     </w:p>
     <w:p>
@@ -3117,14 +3768,19 @@
     </w:p>
     <w:p/>
     <w:p>
-      <w:r>
-        <w:t>print("Bonus:", bonus, "%")</w:t>
+      <w:proofErr w:type="gramStart"/>
+      <w:r>
+        <w:t>print(</w:t>
+      </w:r>
+      <w:proofErr w:type="gramEnd"/>
+      <w:r>
+        <w:t>"Bonus:", bonus, "%")</w:t>
       </w:r>
     </w:p>
     <w:p>
       <w:r>
         <w:pict w14:anchorId="746FD941">
-          <v:rect id="_x0000_i1366" style="width:0;height:1.5pt" o:hralign="center" o:hrstd="t" o:hr="t" fillcolor="#a0a0a0" stroked="f"/>
+          <v:rect id="_x0000_i1054" style="width:0;height:1.5pt" o:hralign="center" o:hrstd="t" o:hr="t" fillcolor="#a0a0a0" stroked="f"/>
         </w:pict>
       </w:r>
     </w:p>
@@ -3145,43 +3801,122 @@
     </w:p>
     <w:p>
       <w:r>
-        <w:t>role = input("Enter role: ")</w:t>
-      </w:r>
-    </w:p>
-    <w:p>
-      <w:r>
-        <w:t>is_active = input("Is account active? ")</w:t>
+        <w:t xml:space="preserve">role = </w:t>
+      </w:r>
+      <w:proofErr w:type="gramStart"/>
+      <w:r>
+        <w:t>input(</w:t>
+      </w:r>
+      <w:proofErr w:type="gramEnd"/>
+      <w:r>
+        <w:t>"Enter role: ")</w:t>
+      </w:r>
+    </w:p>
+    <w:p>
+      <w:proofErr w:type="spellStart"/>
+      <w:r>
+        <w:t>is_active</w:t>
+      </w:r>
+      <w:proofErr w:type="spellEnd"/>
+      <w:r>
+        <w:t xml:space="preserve"> = </w:t>
+      </w:r>
+      <w:proofErr w:type="gramStart"/>
+      <w:r>
+        <w:t>input(</w:t>
+      </w:r>
+      <w:proofErr w:type="gramEnd"/>
+      <w:r>
+        <w:t>"Is account active? ")</w:t>
       </w:r>
     </w:p>
     <w:p/>
     <w:p>
       <w:r>
-        <w:t>if role == "admin" and is_active == "yes":</w:t>
-      </w:r>
-    </w:p>
-    <w:p>
-      <w:r>
-        <w:t xml:space="preserve">    print("Full access")</w:t>
-      </w:r>
-    </w:p>
-    <w:p>
-      <w:r>
-        <w:t>elif role == "manager" and is_active == "yes":</w:t>
-      </w:r>
-    </w:p>
-    <w:p>
-      <w:r>
-        <w:t xml:space="preserve">    print("Manager access")</w:t>
-      </w:r>
-    </w:p>
-    <w:p>
-      <w:r>
-        <w:t>elif is_active == "yes":</w:t>
-      </w:r>
-    </w:p>
-    <w:p>
-      <w:r>
-        <w:t xml:space="preserve">    print("Basic access")</w:t>
+        <w:t xml:space="preserve">if role == "admin" and </w:t>
+      </w:r>
+      <w:proofErr w:type="spellStart"/>
+      <w:r>
+        <w:t>is_active</w:t>
+      </w:r>
+      <w:proofErr w:type="spellEnd"/>
+      <w:r>
+        <w:t xml:space="preserve"> == "yes":</w:t>
+      </w:r>
+    </w:p>
+    <w:p>
+      <w:r>
+        <w:t xml:space="preserve">    </w:t>
+      </w:r>
+      <w:proofErr w:type="gramStart"/>
+      <w:r>
+        <w:t>print(</w:t>
+      </w:r>
+      <w:proofErr w:type="gramEnd"/>
+      <w:r>
+        <w:t>"Full access")</w:t>
+      </w:r>
+    </w:p>
+    <w:p>
+      <w:proofErr w:type="spellStart"/>
+      <w:r>
+        <w:t>elif</w:t>
+      </w:r>
+      <w:proofErr w:type="spellEnd"/>
+      <w:r>
+        <w:t xml:space="preserve"> role == "manager" and </w:t>
+      </w:r>
+      <w:proofErr w:type="spellStart"/>
+      <w:r>
+        <w:t>is_active</w:t>
+      </w:r>
+      <w:proofErr w:type="spellEnd"/>
+      <w:r>
+        <w:t xml:space="preserve"> == "yes":</w:t>
+      </w:r>
+    </w:p>
+    <w:p>
+      <w:r>
+        <w:t xml:space="preserve">    </w:t>
+      </w:r>
+      <w:proofErr w:type="gramStart"/>
+      <w:r>
+        <w:t>print(</w:t>
+      </w:r>
+      <w:proofErr w:type="gramEnd"/>
+      <w:r>
+        <w:t>"Manager access")</w:t>
+      </w:r>
+    </w:p>
+    <w:p>
+      <w:proofErr w:type="spellStart"/>
+      <w:r>
+        <w:t>elif</w:t>
+      </w:r>
+      <w:proofErr w:type="spellEnd"/>
+      <w:r>
+        <w:t xml:space="preserve"> </w:t>
+      </w:r>
+      <w:proofErr w:type="spellStart"/>
+      <w:r>
+        <w:t>is_active</w:t>
+      </w:r>
+      <w:proofErr w:type="spellEnd"/>
+      <w:r>
+        <w:t xml:space="preserve"> == "yes":</w:t>
+      </w:r>
+    </w:p>
+    <w:p>
+      <w:r>
+        <w:t xml:space="preserve">    </w:t>
+      </w:r>
+      <w:proofErr w:type="gramStart"/>
+      <w:r>
+        <w:t>print(</w:t>
+      </w:r>
+      <w:proofErr w:type="gramEnd"/>
+      <w:r>
+        <w:t>"Basic access")</w:t>
       </w:r>
     </w:p>
     <w:p>
@@ -3191,7 +3926,15 @@
     </w:p>
     <w:p>
       <w:r>
-        <w:t xml:space="preserve">    print("Access denied")</w:t>
+        <w:t xml:space="preserve">    </w:t>
+      </w:r>
+      <w:proofErr w:type="gramStart"/>
+      <w:r>
+        <w:t>print(</w:t>
+      </w:r>
+      <w:proofErr w:type="gramEnd"/>
+      <w:r>
+        <w:t>"Access denied")</w:t>
       </w:r>
     </w:p>
     <w:p>
@@ -3203,12 +3946,21 @@
       <w:r>
         <w:t xml:space="preserve">Later we'll implement proper role-based authorization with </w:t>
       </w:r>
-      <w:r>
-        <w:rPr>
-          <w:b/>
-          <w:bCs/>
-        </w:rPr>
-        <w:t>FastAPI + JWT</w:t>
+      <w:proofErr w:type="spellStart"/>
+      <w:r>
+        <w:rPr>
+          <w:b/>
+          <w:bCs/>
+        </w:rPr>
+        <w:t>FastAPI</w:t>
+      </w:r>
+      <w:proofErr w:type="spellEnd"/>
+      <w:r>
+        <w:rPr>
+          <w:b/>
+          <w:bCs/>
+        </w:rPr>
+        <w:t xml:space="preserve"> + JWT</w:t>
       </w:r>
       <w:r>
         <w:t>.</w:t>
@@ -3217,7 +3969,7 @@
     <w:p>
       <w:r>
         <w:pict w14:anchorId="01EE88C8">
-          <v:rect id="_x0000_i1367" style="width:0;height:1.5pt" o:hralign="center" o:hrstd="t" o:hr="t" fillcolor="#a0a0a0" stroked="f"/>
+          <v:rect id="_x0000_i1055" style="width:0;height:1.5pt" o:hralign="center" o:hrstd="t" o:hr="t" fillcolor="#a0a0a0" stroked="f"/>
         </w:pict>
       </w:r>
     </w:p>
@@ -3249,7 +4001,15 @@
     <w:p/>
     <w:p>
       <w:r>
-        <w:t>amount = float(input("Enter withdrawal amount: "))</w:t>
+        <w:t xml:space="preserve">amount = </w:t>
+      </w:r>
+      <w:proofErr w:type="gramStart"/>
+      <w:r>
+        <w:t>float(input(</w:t>
+      </w:r>
+      <w:proofErr w:type="gramEnd"/>
+      <w:r>
+        <w:t>"Enter withdrawal amount: "))</w:t>
       </w:r>
     </w:p>
     <w:p/>
@@ -3260,17 +4020,38 @@
     </w:p>
     <w:p>
       <w:r>
-        <w:t xml:space="preserve">    print("Invalid amount")</w:t>
-      </w:r>
-    </w:p>
-    <w:p>
-      <w:r>
-        <w:t>elif amount &gt; balance:</w:t>
-      </w:r>
-    </w:p>
-    <w:p>
-      <w:r>
-        <w:t xml:space="preserve">    print("Insufficient balance")</w:t>
+        <w:t xml:space="preserve">    </w:t>
+      </w:r>
+      <w:proofErr w:type="gramStart"/>
+      <w:r>
+        <w:t>print(</w:t>
+      </w:r>
+      <w:proofErr w:type="gramEnd"/>
+      <w:r>
+        <w:t>"Invalid amount")</w:t>
+      </w:r>
+    </w:p>
+    <w:p>
+      <w:proofErr w:type="spellStart"/>
+      <w:r>
+        <w:t>elif</w:t>
+      </w:r>
+      <w:proofErr w:type="spellEnd"/>
+      <w:r>
+        <w:t xml:space="preserve"> amount &gt; balance:</w:t>
+      </w:r>
+    </w:p>
+    <w:p>
+      <w:r>
+        <w:t xml:space="preserve">    </w:t>
+      </w:r>
+      <w:proofErr w:type="gramStart"/>
+      <w:r>
+        <w:t>print(</w:t>
+      </w:r>
+      <w:proofErr w:type="gramEnd"/>
+      <w:r>
+        <w:t>"Insufficient balance")</w:t>
       </w:r>
     </w:p>
     <w:p>
@@ -3286,12 +4067,28 @@
     </w:p>
     <w:p>
       <w:r>
-        <w:t xml:space="preserve">    print("Withdrawal successful")</w:t>
-      </w:r>
-    </w:p>
-    <w:p>
-      <w:r>
-        <w:t xml:space="preserve">    print("Remaining balance:", balance)</w:t>
+        <w:t xml:space="preserve">    </w:t>
+      </w:r>
+      <w:proofErr w:type="gramStart"/>
+      <w:r>
+        <w:t>print(</w:t>
+      </w:r>
+      <w:proofErr w:type="gramEnd"/>
+      <w:r>
+        <w:t>"Withdrawal successful")</w:t>
+      </w:r>
+    </w:p>
+    <w:p>
+      <w:r>
+        <w:t xml:space="preserve">    </w:t>
+      </w:r>
+      <w:proofErr w:type="gramStart"/>
+      <w:r>
+        <w:t>print(</w:t>
+      </w:r>
+      <w:proofErr w:type="gramEnd"/>
+      <w:r>
+        <w:t>"Remaining balance:", balance)</w:t>
       </w:r>
     </w:p>
     <w:p>
@@ -3302,7 +4099,7 @@
     <w:p>
       <w:r>
         <w:pict w14:anchorId="3701FF01">
-          <v:rect id="_x0000_i1368" style="width:0;height:1.5pt" o:hralign="center" o:hrstd="t" o:hr="t" fillcolor="#a0a0a0" stroked="f"/>
+          <v:rect id="_x0000_i1056" style="width:0;height:1.5pt" o:hralign="center" o:hrstd="t" o:hr="t" fillcolor="#a0a0a0" stroked="f"/>
         </w:pict>
       </w:r>
     </w:p>
@@ -3327,14 +4124,27 @@
       </w:r>
     </w:p>
     <w:p>
-      <w:r>
-        <w:t>status_code = 404</w:t>
+      <w:proofErr w:type="spellStart"/>
+      <w:r>
+        <w:t>status_code</w:t>
+      </w:r>
+      <w:proofErr w:type="spellEnd"/>
+      <w:r>
+        <w:t xml:space="preserve"> = 404</w:t>
       </w:r>
     </w:p>
     <w:p/>
     <w:p>
       <w:r>
-        <w:t>if status_code == 200:</w:t>
+        <w:t xml:space="preserve">if </w:t>
+      </w:r>
+      <w:proofErr w:type="spellStart"/>
+      <w:r>
+        <w:t>status_code</w:t>
+      </w:r>
+      <w:proofErr w:type="spellEnd"/>
+      <w:r>
+        <w:t xml:space="preserve"> == 200:</w:t>
       </w:r>
     </w:p>
     <w:p>
@@ -3343,8 +4153,21 @@
       </w:r>
     </w:p>
     <w:p>
-      <w:r>
-        <w:t>elif status_code == 201:</w:t>
+      <w:proofErr w:type="spellStart"/>
+      <w:r>
+        <w:t>elif</w:t>
+      </w:r>
+      <w:proofErr w:type="spellEnd"/>
+      <w:r>
+        <w:t xml:space="preserve"> </w:t>
+      </w:r>
+      <w:proofErr w:type="spellStart"/>
+      <w:r>
+        <w:t>status_code</w:t>
+      </w:r>
+      <w:proofErr w:type="spellEnd"/>
+      <w:r>
+        <w:t xml:space="preserve"> == 201:</w:t>
       </w:r>
     </w:p>
     <w:p>
@@ -3353,18 +4176,52 @@
       </w:r>
     </w:p>
     <w:p>
-      <w:r>
-        <w:t>elif status_code == 400:</w:t>
-      </w:r>
-    </w:p>
-    <w:p>
-      <w:r>
-        <w:t xml:space="preserve">    print("Bad Request")</w:t>
-      </w:r>
-    </w:p>
-    <w:p>
-      <w:r>
-        <w:t>elif status_code == 401:</w:t>
+      <w:proofErr w:type="spellStart"/>
+      <w:r>
+        <w:t>elif</w:t>
+      </w:r>
+      <w:proofErr w:type="spellEnd"/>
+      <w:r>
+        <w:t xml:space="preserve"> </w:t>
+      </w:r>
+      <w:proofErr w:type="spellStart"/>
+      <w:r>
+        <w:t>status_code</w:t>
+      </w:r>
+      <w:proofErr w:type="spellEnd"/>
+      <w:r>
+        <w:t xml:space="preserve"> == 400:</w:t>
+      </w:r>
+    </w:p>
+    <w:p>
+      <w:r>
+        <w:t xml:space="preserve">    </w:t>
+      </w:r>
+      <w:proofErr w:type="gramStart"/>
+      <w:r>
+        <w:t>print(</w:t>
+      </w:r>
+      <w:proofErr w:type="gramEnd"/>
+      <w:r>
+        <w:t>"Bad Request")</w:t>
+      </w:r>
+    </w:p>
+    <w:p>
+      <w:proofErr w:type="spellStart"/>
+      <w:r>
+        <w:t>elif</w:t>
+      </w:r>
+      <w:proofErr w:type="spellEnd"/>
+      <w:r>
+        <w:t xml:space="preserve"> </w:t>
+      </w:r>
+      <w:proofErr w:type="spellStart"/>
+      <w:r>
+        <w:t>status_code</w:t>
+      </w:r>
+      <w:proofErr w:type="spellEnd"/>
+      <w:r>
+        <w:t xml:space="preserve"> == 401:</w:t>
       </w:r>
     </w:p>
     <w:p>
@@ -3373,23 +4230,65 @@
       </w:r>
     </w:p>
     <w:p>
-      <w:r>
-        <w:t>elif status_code == 404:</w:t>
-      </w:r>
-    </w:p>
-    <w:p>
-      <w:r>
-        <w:t xml:space="preserve">    print("Not Found")</w:t>
-      </w:r>
-    </w:p>
-    <w:p>
-      <w:r>
-        <w:t>elif status_code &gt;= 500:</w:t>
-      </w:r>
-    </w:p>
-    <w:p>
-      <w:r>
-        <w:t xml:space="preserve">    print("Server Error")</w:t>
+      <w:proofErr w:type="spellStart"/>
+      <w:r>
+        <w:t>elif</w:t>
+      </w:r>
+      <w:proofErr w:type="spellEnd"/>
+      <w:r>
+        <w:t xml:space="preserve"> </w:t>
+      </w:r>
+      <w:proofErr w:type="spellStart"/>
+      <w:r>
+        <w:t>status_code</w:t>
+      </w:r>
+      <w:proofErr w:type="spellEnd"/>
+      <w:r>
+        <w:t xml:space="preserve"> == 404:</w:t>
+      </w:r>
+    </w:p>
+    <w:p>
+      <w:r>
+        <w:t xml:space="preserve">    </w:t>
+      </w:r>
+      <w:proofErr w:type="gramStart"/>
+      <w:r>
+        <w:t>print(</w:t>
+      </w:r>
+      <w:proofErr w:type="gramEnd"/>
+      <w:r>
+        <w:t>"Not Found")</w:t>
+      </w:r>
+    </w:p>
+    <w:p>
+      <w:proofErr w:type="spellStart"/>
+      <w:r>
+        <w:t>elif</w:t>
+      </w:r>
+      <w:proofErr w:type="spellEnd"/>
+      <w:r>
+        <w:t xml:space="preserve"> </w:t>
+      </w:r>
+      <w:proofErr w:type="spellStart"/>
+      <w:r>
+        <w:t>status_code</w:t>
+      </w:r>
+      <w:proofErr w:type="spellEnd"/>
+      <w:r>
+        <w:t xml:space="preserve"> &gt;= 500:</w:t>
+      </w:r>
+    </w:p>
+    <w:p>
+      <w:r>
+        <w:t xml:space="preserve">    </w:t>
+      </w:r>
+      <w:proofErr w:type="gramStart"/>
+      <w:r>
+        <w:t>print(</w:t>
+      </w:r>
+      <w:proofErr w:type="gramEnd"/>
+      <w:r>
+        <w:t>"Server Error")</w:t>
       </w:r>
     </w:p>
     <w:p>
@@ -3399,18 +4298,34 @@
     </w:p>
     <w:p>
       <w:r>
-        <w:t xml:space="preserve">    print("Other response")</w:t>
-      </w:r>
-    </w:p>
-    <w:p>
-      <w:r>
-        <w:t>Later, when you learn FastAPI, you'll encounter these HTTP status codes frequently.</w:t>
+        <w:t xml:space="preserve">    </w:t>
+      </w:r>
+      <w:proofErr w:type="gramStart"/>
+      <w:r>
+        <w:t>print(</w:t>
+      </w:r>
+      <w:proofErr w:type="gramEnd"/>
+      <w:r>
+        <w:t>"Other response")</w:t>
+      </w:r>
+    </w:p>
+    <w:p>
+      <w:r>
+        <w:t xml:space="preserve">Later, when you learn </w:t>
+      </w:r>
+      <w:proofErr w:type="spellStart"/>
+      <w:r>
+        <w:t>FastAPI</w:t>
+      </w:r>
+      <w:proofErr w:type="spellEnd"/>
+      <w:r>
+        <w:t>, you'll encounter these HTTP status codes frequently.</w:t>
       </w:r>
     </w:p>
     <w:p>
       <w:r>
         <w:pict w14:anchorId="62A0927E">
-          <v:rect id="_x0000_i1369" style="width:0;height:1.5pt" o:hralign="center" o:hrstd="t" o:hr="t" fillcolor="#a0a0a0" stroked="f"/>
+          <v:rect id="_x0000_i1057" style="width:0;height:1.5pt" o:hralign="center" o:hrstd="t" o:hr="t" fillcolor="#a0a0a0" stroked="f"/>
         </w:pict>
       </w:r>
     </w:p>
@@ -3431,7 +4346,15 @@
     </w:p>
     <w:p>
       <w:r>
-        <w:t>temperature = float(input("Enter temperature: "))</w:t>
+        <w:t xml:space="preserve">temperature = </w:t>
+      </w:r>
+      <w:proofErr w:type="gramStart"/>
+      <w:r>
+        <w:t>float(input(</w:t>
+      </w:r>
+      <w:proofErr w:type="gramEnd"/>
+      <w:r>
+        <w:t>"Enter temperature: "))</w:t>
       </w:r>
     </w:p>
     <w:p/>
@@ -3442,12 +4365,25 @@
     </w:p>
     <w:p>
       <w:r>
-        <w:t xml:space="preserve">    print("Very Hot")</w:t>
-      </w:r>
-    </w:p>
-    <w:p>
-      <w:r>
-        <w:t>elif temperature &gt;= 30:</w:t>
+        <w:t xml:space="preserve">    </w:t>
+      </w:r>
+      <w:proofErr w:type="gramStart"/>
+      <w:r>
+        <w:t>print(</w:t>
+      </w:r>
+      <w:proofErr w:type="gramEnd"/>
+      <w:r>
+        <w:t>"Very Hot")</w:t>
+      </w:r>
+    </w:p>
+    <w:p>
+      <w:proofErr w:type="spellStart"/>
+      <w:r>
+        <w:t>elif</w:t>
+      </w:r>
+      <w:proofErr w:type="spellEnd"/>
+      <w:r>
+        <w:t xml:space="preserve"> temperature &gt;= 30:</w:t>
       </w:r>
     </w:p>
     <w:p>
@@ -3456,8 +4392,13 @@
       </w:r>
     </w:p>
     <w:p>
-      <w:r>
-        <w:t>elif temperature &gt;= 20:</w:t>
+      <w:proofErr w:type="spellStart"/>
+      <w:r>
+        <w:t>elif</w:t>
+      </w:r>
+      <w:proofErr w:type="spellEnd"/>
+      <w:r>
+        <w:t xml:space="preserve"> temperature &gt;= 20:</w:t>
       </w:r>
     </w:p>
     <w:p>
@@ -3466,8 +4407,13 @@
       </w:r>
     </w:p>
     <w:p>
-      <w:r>
-        <w:t>elif temperature &gt;= 10:</w:t>
+      <w:proofErr w:type="spellStart"/>
+      <w:r>
+        <w:t>elif</w:t>
+      </w:r>
+      <w:proofErr w:type="spellEnd"/>
+      <w:r>
+        <w:t xml:space="preserve"> temperature &gt;= 10:</w:t>
       </w:r>
     </w:p>
     <w:p>
@@ -3488,7 +4434,7 @@
     <w:p>
       <w:r>
         <w:pict w14:anchorId="4520E768">
-          <v:rect id="_x0000_i1370" style="width:0;height:1.5pt" o:hralign="center" o:hrstd="t" o:hr="t" fillcolor="#a0a0a0" stroked="f"/>
+          <v:rect id="_x0000_i1058" style="width:0;height:1.5pt" o:hralign="center" o:hrstd="t" o:hr="t" fillcolor="#a0a0a0" stroked="f"/>
         </w:pict>
       </w:r>
     </w:p>
@@ -3556,7 +4502,15 @@
     </w:p>
     <w:p>
       <w:r>
-        <w:t xml:space="preserve">    print("Not administrator")</w:t>
+        <w:t xml:space="preserve">    </w:t>
+      </w:r>
+      <w:proofErr w:type="gramStart"/>
+      <w:r>
+        <w:t>print(</w:t>
+      </w:r>
+      <w:proofErr w:type="gramEnd"/>
+      <w:r>
+        <w:t>"Not administrator")</w:t>
       </w:r>
     </w:p>
     <w:p>
@@ -3577,18 +4531,34 @@
     <w:p>
       <w:r>
         <w:lastRenderedPageBreak/>
-        <w:t>"Admin" != "admin"</w:t>
-      </w:r>
-    </w:p>
-    <w:p>
-      <w:r>
-        <w:t>Later we'll learn string methods such as .lower().</w:t>
+        <w:t>"Admin</w:t>
+      </w:r>
+      <w:proofErr w:type="gramStart"/>
+      <w:r>
+        <w:t>" !</w:t>
+      </w:r>
+      <w:proofErr w:type="gramEnd"/>
+      <w:r>
+        <w:t>= "admin"</w:t>
+      </w:r>
+    </w:p>
+    <w:p>
+      <w:r>
+        <w:t xml:space="preserve">Later we'll learn string methods such </w:t>
+      </w:r>
+      <w:proofErr w:type="gramStart"/>
+      <w:r>
+        <w:t>as .lower</w:t>
+      </w:r>
+      <w:proofErr w:type="gramEnd"/>
+      <w:r>
+        <w:t>().</w:t>
       </w:r>
     </w:p>
     <w:p>
       <w:r>
         <w:pict w14:anchorId="1A5A4F62">
-          <v:rect id="_x0000_i1371" style="width:0;height:1.5pt" o:hralign="center" o:hrstd="t" o:hr="t" fillcolor="#a0a0a0" stroked="f"/>
+          <v:rect id="_x0000_i1059" style="width:0;height:1.5pt" o:hralign="center" o:hrstd="t" o:hr="t" fillcolor="#a0a0a0" stroked="f"/>
         </w:pict>
       </w:r>
     </w:p>
@@ -3625,7 +4595,15 @@
     </w:p>
     <w:p>
       <w:r>
-        <w:t xml:space="preserve">    print("Privileged user")</w:t>
+        <w:t xml:space="preserve">    </w:t>
+      </w:r>
+      <w:proofErr w:type="gramStart"/>
+      <w:r>
+        <w:t>print(</w:t>
+      </w:r>
+      <w:proofErr w:type="gramEnd"/>
+      <w:r>
+        <w:t>"Privileged user")</w:t>
       </w:r>
     </w:p>
     <w:p>
@@ -3635,7 +4613,15 @@
     </w:p>
     <w:p>
       <w:r>
-        <w:t xml:space="preserve">    print("Regular user")</w:t>
+        <w:t xml:space="preserve">    </w:t>
+      </w:r>
+      <w:proofErr w:type="gramStart"/>
+      <w:r>
+        <w:t>print(</w:t>
+      </w:r>
+      <w:proofErr w:type="gramEnd"/>
+      <w:r>
+        <w:t>"Regular user")</w:t>
       </w:r>
     </w:p>
     <w:p>
@@ -3656,7 +4642,7 @@
     <w:p>
       <w:r>
         <w:pict w14:anchorId="15A42AD6">
-          <v:rect id="_x0000_i1372" style="width:0;height:1.5pt" o:hralign="center" o:hrstd="t" o:hr="t" fillcolor="#a0a0a0" stroked="f"/>
+          <v:rect id="_x0000_i1060" style="width:0;height:1.5pt" o:hralign="center" o:hrstd="t" o:hr="t" fillcolor="#a0a0a0" stroked="f"/>
         </w:pict>
       </w:r>
     </w:p>
@@ -3682,7 +4668,23 @@
     </w:p>
     <w:p>
       <w:r>
-        <w:t>if age &gt;= 18 and age &lt;= 60 and is_active and not is_blocked and (role == "admin" or role == "manager"):</w:t>
+        <w:t xml:space="preserve">if age &gt;= 18 and age &lt;= 60 and </w:t>
+      </w:r>
+      <w:proofErr w:type="spellStart"/>
+      <w:r>
+        <w:t>is_active</w:t>
+      </w:r>
+      <w:proofErr w:type="spellEnd"/>
+      <w:r>
+        <w:t xml:space="preserve"> and not </w:t>
+      </w:r>
+      <w:proofErr w:type="spellStart"/>
+      <w:r>
+        <w:t>is_blocked</w:t>
+      </w:r>
+      <w:proofErr w:type="spellEnd"/>
+      <w:r>
+        <w:t xml:space="preserve"> and (role == "admin" or role == "manager"):</w:t>
       </w:r>
     </w:p>
     <w:p>
@@ -3701,24 +4703,76 @@
       </w:r>
     </w:p>
     <w:p>
-      <w:r>
-        <w:t>valid_age = 18 &lt;= age &lt;= 60</w:t>
-      </w:r>
-    </w:p>
-    <w:p>
-      <w:r>
-        <w:t>valid_account = is_active and not is_blocked</w:t>
-      </w:r>
-    </w:p>
-    <w:p>
-      <w:r>
-        <w:t>privileged_role = role in ["admin", "manager"]</w:t>
+      <w:proofErr w:type="spellStart"/>
+      <w:r>
+        <w:t>valid_age</w:t>
+      </w:r>
+      <w:proofErr w:type="spellEnd"/>
+      <w:r>
+        <w:t xml:space="preserve"> = 18 &lt;= age &lt;= 60</w:t>
+      </w:r>
+    </w:p>
+    <w:p>
+      <w:proofErr w:type="spellStart"/>
+      <w:r>
+        <w:t>valid_account</w:t>
+      </w:r>
+      <w:proofErr w:type="spellEnd"/>
+      <w:r>
+        <w:t xml:space="preserve"> = </w:t>
+      </w:r>
+      <w:proofErr w:type="spellStart"/>
+      <w:r>
+        <w:t>is_active</w:t>
+      </w:r>
+      <w:proofErr w:type="spellEnd"/>
+      <w:r>
+        <w:t xml:space="preserve"> and not </w:t>
+      </w:r>
+      <w:proofErr w:type="spellStart"/>
+      <w:r>
+        <w:t>is_blocked</w:t>
+      </w:r>
+      <w:proofErr w:type="spellEnd"/>
+    </w:p>
+    <w:p>
+      <w:proofErr w:type="spellStart"/>
+      <w:r>
+        <w:t>privileged_role</w:t>
+      </w:r>
+      <w:proofErr w:type="spellEnd"/>
+      <w:r>
+        <w:t xml:space="preserve"> = role in ["admin", "manager"]</w:t>
       </w:r>
     </w:p>
     <w:p/>
     <w:p>
       <w:r>
-        <w:t>if valid_age and valid_account and privileged_role:</w:t>
+        <w:t xml:space="preserve">if </w:t>
+      </w:r>
+      <w:proofErr w:type="spellStart"/>
+      <w:r>
+        <w:t>valid_age</w:t>
+      </w:r>
+      <w:proofErr w:type="spellEnd"/>
+      <w:r>
+        <w:t xml:space="preserve"> and </w:t>
+      </w:r>
+      <w:proofErr w:type="spellStart"/>
+      <w:r>
+        <w:t>valid_account</w:t>
+      </w:r>
+      <w:proofErr w:type="spellEnd"/>
+      <w:r>
+        <w:t xml:space="preserve"> and </w:t>
+      </w:r>
+      <w:proofErr w:type="spellStart"/>
+      <w:r>
+        <w:t>privileged_role</w:t>
+      </w:r>
+      <w:proofErr w:type="spellEnd"/>
+      <w:r>
+        <w:t>:</w:t>
       </w:r>
     </w:p>
     <w:p>
@@ -3735,7 +4789,7 @@
     <w:p>
       <w:r>
         <w:pict w14:anchorId="560C0B1D">
-          <v:rect id="_x0000_i1373" style="width:0;height:1.5pt" o:hralign="center" o:hrstd="t" o:hr="t" fillcolor="#a0a0a0" stroked="f"/>
+          <v:rect id="_x0000_i1061" style="width:0;height:1.5pt" o:hralign="center" o:hrstd="t" o:hr="t" fillcolor="#a0a0a0" stroked="f"/>
         </w:pict>
       </w:r>
     </w:p>
@@ -3792,7 +4846,15 @@
     </w:p>
     <w:p>
       <w:r>
-        <w:t xml:space="preserve">    print("Working age range")</w:t>
+        <w:t xml:space="preserve">    </w:t>
+      </w:r>
+      <w:proofErr w:type="gramStart"/>
+      <w:r>
+        <w:t>print(</w:t>
+      </w:r>
+      <w:proofErr w:type="gramEnd"/>
+      <w:r>
+        <w:t>"Working age range")</w:t>
       </w:r>
     </w:p>
     <w:p>
@@ -3803,7 +4865,7 @@
     <w:p>
       <w:r>
         <w:pict w14:anchorId="27133A4B">
-          <v:rect id="_x0000_i1374" style="width:0;height:1.5pt" o:hralign="center" o:hrstd="t" o:hr="t" fillcolor="#a0a0a0" stroked="f"/>
+          <v:rect id="_x0000_i1062" style="width:0;height:1.5pt" o:hralign="center" o:hrstd="t" o:hr="t" fillcolor="#a0a0a0" stroked="f"/>
         </w:pict>
       </w:r>
     </w:p>
@@ -3864,13 +4926,21 @@
     </w:p>
     <w:p>
       <w:r>
-        <w:t>==  → compare</w:t>
+        <w:t>=</w:t>
+      </w:r>
+      <w:proofErr w:type="gramStart"/>
+      <w:r>
+        <w:t>=  →</w:t>
+      </w:r>
+      <w:proofErr w:type="gramEnd"/>
+      <w:r>
+        <w:t xml:space="preserve"> compare</w:t>
       </w:r>
     </w:p>
     <w:p>
       <w:r>
         <w:pict w14:anchorId="27B01229">
-          <v:rect id="_x0000_i1375" style="width:0;height:1.5pt" o:hralign="center" o:hrstd="t" o:hr="t" fillcolor="#a0a0a0" stroked="f"/>
+          <v:rect id="_x0000_i1063" style="width:0;height:1.5pt" o:hralign="center" o:hrstd="t" o:hr="t" fillcolor="#a0a0a0" stroked="f"/>
         </w:pict>
       </w:r>
     </w:p>
@@ -3923,7 +4993,7 @@
     <w:p>
       <w:r>
         <w:pict w14:anchorId="28B56A3D">
-          <v:rect id="_x0000_i1376" style="width:0;height:1.5pt" o:hralign="center" o:hrstd="t" o:hr="t" fillcolor="#a0a0a0" stroked="f"/>
+          <v:rect id="_x0000_i1064" style="width:0;height:1.5pt" o:hralign="center" o:hrstd="t" o:hr="t" fillcolor="#a0a0a0" stroked="f"/>
         </w:pict>
       </w:r>
     </w:p>
@@ -3975,7 +5045,7 @@
     <w:p>
       <w:r>
         <w:pict w14:anchorId="52B97A9B">
-          <v:rect id="_x0000_i1377" style="width:0;height:1.5pt" o:hralign="center" o:hrstd="t" o:hr="t" fillcolor="#a0a0a0" stroked="f"/>
+          <v:rect id="_x0000_i1065" style="width:0;height:1.5pt" o:hralign="center" o:hrstd="t" o:hr="t" fillcolor="#a0a0a0" stroked="f"/>
         </w:pict>
       </w:r>
     </w:p>
@@ -3991,7 +5061,23 @@
           <w:b/>
           <w:bCs/>
         </w:rPr>
-        <w:t>41. Common Mistake — Wrong elif Ordering</w:t>
+        <w:t xml:space="preserve">41. Common Mistake — Wrong </w:t>
+      </w:r>
+      <w:proofErr w:type="spellStart"/>
+      <w:r>
+        <w:rPr>
+          <w:b/>
+          <w:bCs/>
+        </w:rPr>
+        <w:t>elif</w:t>
+      </w:r>
+      <w:proofErr w:type="spellEnd"/>
+      <w:r>
+        <w:rPr>
+          <w:b/>
+          <w:bCs/>
+        </w:rPr>
+        <w:t xml:space="preserve"> Ordering</w:t>
       </w:r>
     </w:p>
     <w:p>
@@ -4010,8 +5096,13 @@
       </w:r>
     </w:p>
     <w:p>
-      <w:r>
-        <w:t>elif marks &gt;= 90:</w:t>
+      <w:proofErr w:type="spellStart"/>
+      <w:r>
+        <w:t>elif</w:t>
+      </w:r>
+      <w:proofErr w:type="spellEnd"/>
+      <w:r>
+        <w:t xml:space="preserve"> marks &gt;= 90:</w:t>
       </w:r>
     </w:p>
     <w:p>
@@ -4040,8 +5131,13 @@
       </w:r>
     </w:p>
     <w:p>
-      <w:r>
-        <w:t>elif marks &gt;= 40:</w:t>
+      <w:proofErr w:type="spellStart"/>
+      <w:r>
+        <w:t>elif</w:t>
+      </w:r>
+      <w:proofErr w:type="spellEnd"/>
+      <w:r>
+        <w:t xml:space="preserve"> marks &gt;= 40:</w:t>
       </w:r>
     </w:p>
     <w:p>
@@ -4052,7 +5148,7 @@
     <w:p>
       <w:r>
         <w:pict w14:anchorId="30A15AFC">
-          <v:rect id="_x0000_i1378" style="width:0;height:1.5pt" o:hralign="center" o:hrstd="t" o:hr="t" fillcolor="#a0a0a0" stroked="f"/>
+          <v:rect id="_x0000_i1066" style="width:0;height:1.5pt" o:hralign="center" o:hrstd="t" o:hr="t" fillcolor="#a0a0a0" stroked="f"/>
         </w:pict>
       </w:r>
     </w:p>
@@ -4068,7 +5164,23 @@
           <w:b/>
           <w:bCs/>
         </w:rPr>
-        <w:t>42. if Without else</w:t>
+        <w:t xml:space="preserve">42. if </w:t>
+      </w:r>
+      <w:proofErr w:type="gramStart"/>
+      <w:r>
+        <w:rPr>
+          <w:b/>
+          <w:bCs/>
+        </w:rPr>
+        <w:t>Without</w:t>
+      </w:r>
+      <w:proofErr w:type="gramEnd"/>
+      <w:r>
+        <w:rPr>
+          <w:b/>
+          <w:bCs/>
+        </w:rPr>
+        <w:t xml:space="preserve"> else</w:t>
       </w:r>
     </w:p>
     <w:p>
@@ -4095,8 +5207,13 @@
     </w:p>
     <w:p/>
     <w:p>
-      <w:r>
-        <w:t>print("Program completed")</w:t>
+      <w:proofErr w:type="gramStart"/>
+      <w:r>
+        <w:t>print(</w:t>
+      </w:r>
+      <w:proofErr w:type="gramEnd"/>
+      <w:r>
+        <w:t>"Program completed")</w:t>
       </w:r>
     </w:p>
     <w:p>
@@ -4107,7 +5224,7 @@
     <w:p>
       <w:r>
         <w:pict w14:anchorId="392C44BF">
-          <v:rect id="_x0000_i1379" style="width:0;height:1.5pt" o:hralign="center" o:hrstd="t" o:hr="t" fillcolor="#a0a0a0" stroked="f"/>
+          <v:rect id="_x0000_i1067" style="width:0;height:1.5pt" o:hralign="center" o:hrstd="t" o:hr="t" fillcolor="#a0a0a0" stroked="f"/>
         </w:pict>
       </w:r>
     </w:p>
@@ -4221,8 +5338,17 @@
           <w:b/>
           <w:bCs/>
         </w:rPr>
-        <w:t>if-elif</w:t>
-      </w:r>
+        <w:t>if-</w:t>
+      </w:r>
+      <w:proofErr w:type="spellStart"/>
+      <w:r>
+        <w:rPr>
+          <w:b/>
+          <w:bCs/>
+        </w:rPr>
+        <w:t>elif</w:t>
+      </w:r>
+      <w:proofErr w:type="spellEnd"/>
     </w:p>
     <w:p>
       <w:r>
@@ -4241,8 +5367,13 @@
       </w:r>
     </w:p>
     <w:p>
-      <w:r>
-        <w:t>elif marks &gt;= 75:</w:t>
+      <w:proofErr w:type="spellStart"/>
+      <w:r>
+        <w:t>elif</w:t>
+      </w:r>
+      <w:proofErr w:type="spellEnd"/>
+      <w:r>
+        <w:t xml:space="preserve"> marks &gt;= 75:</w:t>
       </w:r>
     </w:p>
     <w:p>
@@ -4251,8 +5382,13 @@
       </w:r>
     </w:p>
     <w:p>
-      <w:r>
-        <w:t>elif marks &gt;= 90:</w:t>
+      <w:proofErr w:type="spellStart"/>
+      <w:r>
+        <w:t>elif</w:t>
+      </w:r>
+      <w:proofErr w:type="spellEnd"/>
+      <w:r>
+        <w:t xml:space="preserve"> marks &gt;= 90:</w:t>
       </w:r>
     </w:p>
     <w:p>
@@ -4293,7 +5429,7 @@
     <w:p>
       <w:r>
         <w:pict w14:anchorId="72562D00">
-          <v:rect id="_x0000_i1380" style="width:0;height:1.5pt" o:hralign="center" o:hrstd="t" o:hr="t" fillcolor="#a0a0a0" stroked="f"/>
+          <v:rect id="_x0000_i1068" style="width:0;height:1.5pt" o:hralign="center" o:hrstd="t" o:hr="t" fillcolor="#a0a0a0" stroked="f"/>
         </w:pict>
       </w:r>
     </w:p>
@@ -4390,7 +5526,15 @@
     <w:p>
       <w:r>
         <w:lastRenderedPageBreak/>
-        <w:t>amount = float(input("Enter amount: "))</w:t>
+        <w:t xml:space="preserve">amount = </w:t>
+      </w:r>
+      <w:proofErr w:type="gramStart"/>
+      <w:r>
+        <w:t>float(input(</w:t>
+      </w:r>
+      <w:proofErr w:type="gramEnd"/>
+      <w:r>
+        <w:t>"Enter amount: "))</w:t>
       </w:r>
     </w:p>
     <w:p/>
@@ -4401,17 +5545,38 @@
     </w:p>
     <w:p>
       <w:r>
-        <w:t xml:space="preserve">    print("Invalid amount")</w:t>
-      </w:r>
-    </w:p>
-    <w:p>
-      <w:r>
-        <w:t>elif amount &gt; 100000:</w:t>
-      </w:r>
-    </w:p>
-    <w:p>
-      <w:r>
-        <w:t xml:space="preserve">    print("Approval required")</w:t>
+        <w:t xml:space="preserve">    </w:t>
+      </w:r>
+      <w:proofErr w:type="gramStart"/>
+      <w:r>
+        <w:t>print(</w:t>
+      </w:r>
+      <w:proofErr w:type="gramEnd"/>
+      <w:r>
+        <w:t>"Invalid amount")</w:t>
+      </w:r>
+    </w:p>
+    <w:p>
+      <w:proofErr w:type="spellStart"/>
+      <w:r>
+        <w:t>elif</w:t>
+      </w:r>
+      <w:proofErr w:type="spellEnd"/>
+      <w:r>
+        <w:t xml:space="preserve"> amount &gt; 100000:</w:t>
+      </w:r>
+    </w:p>
+    <w:p>
+      <w:r>
+        <w:t xml:space="preserve">    </w:t>
+      </w:r>
+      <w:proofErr w:type="gramStart"/>
+      <w:r>
+        <w:t>print(</w:t>
+      </w:r>
+      <w:proofErr w:type="gramEnd"/>
+      <w:r>
+        <w:t>"Approval required")</w:t>
       </w:r>
     </w:p>
     <w:p>
@@ -4421,7 +5586,15 @@
     </w:p>
     <w:p>
       <w:r>
-        <w:t xml:space="preserve">    print("Transaction allowed")</w:t>
+        <w:t xml:space="preserve">    </w:t>
+      </w:r>
+      <w:proofErr w:type="gramStart"/>
+      <w:r>
+        <w:t>print(</w:t>
+      </w:r>
+      <w:proofErr w:type="gramEnd"/>
+      <w:r>
+        <w:t>"Transaction allowed")</w:t>
       </w:r>
     </w:p>
     <w:p>
@@ -4432,7 +5605,7 @@
     <w:p>
       <w:r>
         <w:pict w14:anchorId="6F093C21">
-          <v:rect id="_x0000_i1381" style="width:0;height:1.5pt" o:hralign="center" o:hrstd="t" o:hr="t" fillcolor="#a0a0a0" stroked="f"/>
+          <v:rect id="_x0000_i1069" style="width:0;height:1.5pt" o:hralign="center" o:hrstd="t" o:hr="t" fillcolor="#a0a0a0" stroked="f"/>
         </w:pict>
       </w:r>
     </w:p>
@@ -4483,7 +5656,15 @@
     </w:p>
     <w:p>
       <w:r>
-        <w:t>number = int(input("Enter number: "))</w:t>
+        <w:t xml:space="preserve">number = </w:t>
+      </w:r>
+      <w:proofErr w:type="gramStart"/>
+      <w:r>
+        <w:t>int(input(</w:t>
+      </w:r>
+      <w:proofErr w:type="gramEnd"/>
+      <w:r>
+        <w:t>"Enter number: "))</w:t>
       </w:r>
     </w:p>
     <w:p/>
@@ -4495,7 +5676,7 @@
     <w:p>
       <w:r>
         <w:pict w14:anchorId="5054A3D1">
-          <v:rect id="_x0000_i1382" style="width:0;height:1.5pt" o:hralign="center" o:hrstd="t" o:hr="t" fillcolor="#a0a0a0" stroked="f"/>
+          <v:rect id="_x0000_i1070" style="width:0;height:1.5pt" o:hralign="center" o:hrstd="t" o:hr="t" fillcolor="#a0a0a0" stroked="f"/>
         </w:pict>
       </w:r>
     </w:p>
@@ -4558,7 +5739,7 @@
     <w:p>
       <w:r>
         <w:pict w14:anchorId="5A1D5D12">
-          <v:rect id="_x0000_i1383" style="width:0;height:1.5pt" o:hralign="center" o:hrstd="t" o:hr="t" fillcolor="#a0a0a0" stroked="f"/>
+          <v:rect id="_x0000_i1071" style="width:0;height:1.5pt" o:hralign="center" o:hrstd="t" o:hr="t" fillcolor="#a0a0a0" stroked="f"/>
         </w:pict>
       </w:r>
     </w:p>
@@ -4609,13 +5790,21 @@
     </w:p>
     <w:p>
       <w:r>
-        <w:t>Try solving it using if-elif-else.</w:t>
+        <w:t>Try solving it using if-</w:t>
+      </w:r>
+      <w:proofErr w:type="spellStart"/>
+      <w:r>
+        <w:t>elif</w:t>
+      </w:r>
+      <w:proofErr w:type="spellEnd"/>
+      <w:r>
+        <w:t>-else.</w:t>
       </w:r>
     </w:p>
     <w:p>
       <w:r>
         <w:pict w14:anchorId="338854B4">
-          <v:rect id="_x0000_i1384" style="width:0;height:1.5pt" o:hralign="center" o:hrstd="t" o:hr="t" fillcolor="#a0a0a0" stroked="f"/>
+          <v:rect id="_x0000_i1072" style="width:0;height:1.5pt" o:hralign="center" o:hrstd="t" o:hr="t" fillcolor="#a0a0a0" stroked="f"/>
         </w:pict>
       </w:r>
     </w:p>
@@ -4646,17 +5835,41 @@
     </w:p>
     <w:p>
       <w:r>
-        <w:t>75–89  → B</w:t>
-      </w:r>
-    </w:p>
-    <w:p>
-      <w:r>
-        <w:t>60–74  → C</w:t>
-      </w:r>
-    </w:p>
-    <w:p>
-      <w:r>
-        <w:t>40–59  → D</w:t>
+        <w:t>75–</w:t>
+      </w:r>
+      <w:proofErr w:type="gramStart"/>
+      <w:r>
+        <w:t>89  →</w:t>
+      </w:r>
+      <w:proofErr w:type="gramEnd"/>
+      <w:r>
+        <w:t xml:space="preserve"> B</w:t>
+      </w:r>
+    </w:p>
+    <w:p>
+      <w:r>
+        <w:t>60–</w:t>
+      </w:r>
+      <w:proofErr w:type="gramStart"/>
+      <w:r>
+        <w:t>74  →</w:t>
+      </w:r>
+      <w:proofErr w:type="gramEnd"/>
+      <w:r>
+        <w:t xml:space="preserve"> C</w:t>
+      </w:r>
+    </w:p>
+    <w:p>
+      <w:r>
+        <w:t>40–</w:t>
+      </w:r>
+      <w:proofErr w:type="gramStart"/>
+      <w:r>
+        <w:t>59  →</w:t>
+      </w:r>
+      <w:proofErr w:type="gramEnd"/>
+      <w:r>
+        <w:t xml:space="preserve"> D</w:t>
       </w:r>
     </w:p>
     <w:p>
@@ -4697,7 +5910,7 @@
     <w:p>
       <w:r>
         <w:pict w14:anchorId="10265D14">
-          <v:rect id="_x0000_i1385" style="width:0;height:1.5pt" o:hralign="center" o:hrstd="t" o:hr="t" fillcolor="#a0a0a0" stroked="f"/>
+          <v:rect id="_x0000_i1073" style="width:0;height:1.5pt" o:hralign="center" o:hrstd="t" o:hr="t" fillcolor="#a0a0a0" stroked="f"/>
         </w:pict>
       </w:r>
     </w:p>
@@ -4775,7 +5988,7 @@
     <w:p>
       <w:r>
         <w:pict w14:anchorId="2ACD7A05">
-          <v:rect id="_x0000_i1386" style="width:0;height:1.5pt" o:hralign="center" o:hrstd="t" o:hr="t" fillcolor="#a0a0a0" stroked="f"/>
+          <v:rect id="_x0000_i1074" style="width:0;height:1.5pt" o:hralign="center" o:hrstd="t" o:hr="t" fillcolor="#a0a0a0" stroked="f"/>
         </w:pict>
       </w:r>
     </w:p>
@@ -4842,7 +6055,7 @@
     <w:p>
       <w:r>
         <w:pict w14:anchorId="27CEDCAC">
-          <v:rect id="_x0000_i1387" style="width:0;height:1.5pt" o:hralign="center" o:hrstd="t" o:hr="t" fillcolor="#a0a0a0" stroked="f"/>
+          <v:rect id="_x0000_i1075" style="width:0;height:1.5pt" o:hralign="center" o:hrstd="t" o:hr="t" fillcolor="#a0a0a0" stroked="f"/>
         </w:pict>
       </w:r>
     </w:p>
@@ -4899,7 +6112,15 @@
     <w:p>
       <w:r>
         <w:lastRenderedPageBreak/>
-        <w:t>units = int(input("Enter units: "))</w:t>
+        <w:t xml:space="preserve">units = </w:t>
+      </w:r>
+      <w:proofErr w:type="gramStart"/>
+      <w:r>
+        <w:t>int(input(</w:t>
+      </w:r>
+      <w:proofErr w:type="gramEnd"/>
+      <w:r>
+        <w:t>"Enter units: "))</w:t>
       </w:r>
     </w:p>
     <w:p>
@@ -4925,7 +6146,7 @@
     <w:p>
       <w:r>
         <w:pict w14:anchorId="45F47791">
-          <v:rect id="_x0000_i1388" style="width:0;height:1.5pt" o:hralign="center" o:hrstd="t" o:hr="t" fillcolor="#a0a0a0" stroked="f"/>
+          <v:rect id="_x0000_i1076" style="width:0;height:1.5pt" o:hralign="center" o:hrstd="t" o:hr="t" fillcolor="#a0a0a0" stroked="f"/>
         </w:pict>
       </w:r>
     </w:p>
@@ -5011,7 +6232,15 @@
         </w:numPr>
       </w:pPr>
       <w:r>
-        <w:t xml:space="preserve">What is elif? </w:t>
+        <w:t xml:space="preserve">What is </w:t>
+      </w:r>
+      <w:proofErr w:type="spellStart"/>
+      <w:r>
+        <w:t>elif</w:t>
+      </w:r>
+      <w:proofErr w:type="spellEnd"/>
+      <w:r>
+        <w:t xml:space="preserve">? </w:t>
       </w:r>
     </w:p>
     <w:p>
@@ -6063,6 +7292,7 @@
   <w:style w:type="character" w:default="1" w:styleId="DefaultParagraphFont">
     <w:name w:val="Default Paragraph Font"/>
     <w:uiPriority w:val="1"/>
+    <w:semiHidden/>
     <w:unhideWhenUsed/>
   </w:style>
   <w:style w:type="table" w:default="1" w:styleId="TableNormal">
